--- a/Archives/송광민/7주차 학습일지/Photon Fusion Scene Loading 학습정리.docx
+++ b/Archives/송광민/7주차 학습일지/Photon Fusion Scene Loading 학습정리.docx
@@ -106,45 +106,23 @@
         <w:rPr>
           <w:szCs w:val="22"/>
         </w:rPr>
-        <w:t xml:space="preserve"> 대기방에서 게임 </w:t>
-      </w:r>
-      <w:proofErr w:type="spellStart"/>
-      <w:r>
-        <w:rPr>
-          <w:szCs w:val="22"/>
-        </w:rPr>
-        <w:t>씬으로</w:t>
-      </w:r>
-      <w:proofErr w:type="spellEnd"/>
-      <w:r>
-        <w:rPr>
-          <w:szCs w:val="22"/>
-        </w:rPr>
-        <w:t xml:space="preserve"> 이동하는 구현에서는 다음 기능을 직접 사용하지 않는다.</w:t>
-      </w:r>
-    </w:p>
-    <w:p>
-      <w:pPr>
-        <w:widowControl/>
-        <w:spacing w:after="100"/>
-        <w:rPr>
-          <w:szCs w:val="22"/>
-        </w:rPr>
-      </w:pPr>
-      <w:r>
-        <w:rPr>
-          <w:szCs w:val="22"/>
-        </w:rPr>
-        <w:t xml:space="preserve">1-1. </w:t>
-      </w:r>
-      <w:proofErr w:type="spellStart"/>
-      <w:r>
-        <w:rPr>
-          <w:szCs w:val="22"/>
-        </w:rPr>
-        <w:t>MainRunnerScene</w:t>
-      </w:r>
-      <w:proofErr w:type="spellEnd"/>
+        <w:t xml:space="preserve"> 대기방에서 게임 씬으로 이동하는 구현에서는 다음 기능을 직접 사용하지 않는다.</w:t>
+      </w:r>
+    </w:p>
+    <w:p>
+      <w:pPr>
+        <w:widowControl/>
+        <w:spacing w:after="100"/>
+        <w:rPr>
+          <w:szCs w:val="22"/>
+        </w:rPr>
+      </w:pPr>
+      <w:r>
+        <w:rPr>
+          <w:szCs w:val="22"/>
+        </w:rPr>
+        <w:t>1-1. MainRunnerScene</w:t>
+      </w:r>
     </w:p>
     <w:p>
       <w:pPr>
@@ -182,29 +160,7 @@
         <w:rPr>
           <w:szCs w:val="22"/>
         </w:rPr>
-        <w:t xml:space="preserve">1-2. </w:t>
-      </w:r>
-      <w:proofErr w:type="spellStart"/>
-      <w:proofErr w:type="gramStart"/>
-      <w:r>
-        <w:rPr>
-          <w:szCs w:val="22"/>
-        </w:rPr>
-        <w:t>IsRunnerScene</w:t>
-      </w:r>
-      <w:proofErr w:type="spellEnd"/>
-      <w:r>
-        <w:rPr>
-          <w:szCs w:val="22"/>
-        </w:rPr>
-        <w:t>(</w:t>
-      </w:r>
-      <w:proofErr w:type="gramEnd"/>
-      <w:r>
-        <w:rPr>
-          <w:szCs w:val="22"/>
-        </w:rPr>
-        <w:t>)</w:t>
+        <w:t>1-2. IsRunnerScene()</w:t>
       </w:r>
     </w:p>
     <w:p>
@@ -250,242 +206,124 @@
         <w:rPr>
           <w:szCs w:val="22"/>
         </w:rPr>
-        <w:t xml:space="preserve">1-3. </w:t>
-      </w:r>
-      <w:proofErr w:type="spellStart"/>
-      <w:proofErr w:type="gramStart"/>
-      <w:r>
-        <w:rPr>
-          <w:szCs w:val="22"/>
-        </w:rPr>
-        <w:t>MakeDontDestroyOnLoad</w:t>
-      </w:r>
-      <w:proofErr w:type="spellEnd"/>
-      <w:r>
-        <w:rPr>
-          <w:szCs w:val="22"/>
-        </w:rPr>
-        <w:t>(</w:t>
-      </w:r>
-      <w:proofErr w:type="gramEnd"/>
-      <w:r>
-        <w:rPr>
-          <w:szCs w:val="22"/>
-        </w:rPr>
-        <w:t>)</w:t>
-      </w:r>
-    </w:p>
-    <w:p>
-      <w:pPr>
-        <w:widowControl/>
-        <w:spacing w:after="100"/>
-        <w:rPr>
-          <w:szCs w:val="22"/>
-        </w:rPr>
-      </w:pPr>
-      <w:r>
-        <w:rPr>
-          <w:szCs w:val="22"/>
-        </w:rPr>
-        <w:t xml:space="preserve">Scene 전환 시 </w:t>
-      </w:r>
-      <w:proofErr w:type="spellStart"/>
-      <w:r>
-        <w:rPr>
-          <w:szCs w:val="22"/>
-        </w:rPr>
-        <w:t>GameObject</w:t>
-      </w:r>
-      <w:proofErr w:type="spellEnd"/>
-      <w:r>
-        <w:rPr>
-          <w:szCs w:val="22"/>
-        </w:rPr>
-        <w:t>를 유지하며 Multi-Peer를 지원한다.</w:t>
-      </w:r>
-    </w:p>
-    <w:p>
-      <w:pPr>
-        <w:widowControl/>
-        <w:spacing w:after="100"/>
-        <w:rPr>
-          <w:szCs w:val="22"/>
-        </w:rPr>
-      </w:pPr>
-    </w:p>
-    <w:p>
-      <w:pPr>
-        <w:widowControl/>
-        <w:spacing w:after="100"/>
-        <w:rPr>
-          <w:szCs w:val="22"/>
-        </w:rPr>
-      </w:pPr>
-      <w:r>
-        <w:rPr>
-          <w:szCs w:val="22"/>
-        </w:rPr>
-        <w:t xml:space="preserve">1-4. </w:t>
-      </w:r>
-      <w:proofErr w:type="spellStart"/>
-      <w:proofErr w:type="gramStart"/>
-      <w:r>
-        <w:rPr>
-          <w:szCs w:val="22"/>
-        </w:rPr>
-        <w:t>MoveGameObjectToScene</w:t>
-      </w:r>
-      <w:proofErr w:type="spellEnd"/>
-      <w:r>
-        <w:rPr>
-          <w:szCs w:val="22"/>
-        </w:rPr>
-        <w:t>(</w:t>
-      </w:r>
-      <w:proofErr w:type="gramEnd"/>
-      <w:r>
-        <w:rPr>
-          <w:szCs w:val="22"/>
-        </w:rPr>
-        <w:t>)</w:t>
-      </w:r>
-    </w:p>
-    <w:p>
-      <w:pPr>
-        <w:widowControl/>
-        <w:spacing w:after="100"/>
-        <w:rPr>
-          <w:szCs w:val="22"/>
-        </w:rPr>
-      </w:pPr>
-      <w:proofErr w:type="spellStart"/>
-      <w:r>
-        <w:rPr>
-          <w:szCs w:val="22"/>
-        </w:rPr>
-        <w:t>GameObject</w:t>
-      </w:r>
-      <w:proofErr w:type="spellEnd"/>
-      <w:r>
-        <w:rPr>
-          <w:szCs w:val="22"/>
-        </w:rPr>
-        <w:t>를 지정한 Runner의 특정 Scene으로 이동한다.</w:t>
-      </w:r>
-    </w:p>
-    <w:p>
-      <w:pPr>
-        <w:widowControl/>
-        <w:spacing w:after="100"/>
-        <w:rPr>
-          <w:szCs w:val="22"/>
-        </w:rPr>
-      </w:pPr>
-    </w:p>
-    <w:p>
-      <w:pPr>
-        <w:widowControl/>
-        <w:spacing w:after="100"/>
-        <w:rPr>
-          <w:szCs w:val="22"/>
-        </w:rPr>
-      </w:pPr>
-      <w:r>
-        <w:rPr>
-          <w:szCs w:val="22"/>
-        </w:rPr>
-        <w:t xml:space="preserve">1-5. </w:t>
-      </w:r>
-      <w:proofErr w:type="spellStart"/>
-      <w:proofErr w:type="gramStart"/>
-      <w:r>
-        <w:rPr>
-          <w:szCs w:val="22"/>
-        </w:rPr>
-        <w:t>MoveToRunnerScene</w:t>
-      </w:r>
-      <w:proofErr w:type="spellEnd"/>
-      <w:r>
-        <w:rPr>
-          <w:szCs w:val="22"/>
-        </w:rPr>
-        <w:t>(</w:t>
-      </w:r>
-      <w:proofErr w:type="gramEnd"/>
-      <w:r>
-        <w:rPr>
-          <w:szCs w:val="22"/>
-        </w:rPr>
-        <w:t>)</w:t>
-      </w:r>
-    </w:p>
-    <w:p>
-      <w:pPr>
-        <w:widowControl/>
-        <w:spacing w:after="100"/>
-        <w:rPr>
-          <w:szCs w:val="22"/>
-        </w:rPr>
-      </w:pPr>
-      <w:proofErr w:type="spellStart"/>
-      <w:r>
-        <w:rPr>
-          <w:szCs w:val="22"/>
-        </w:rPr>
-        <w:t>GameObject</w:t>
-      </w:r>
-      <w:proofErr w:type="spellEnd"/>
-      <w:r>
-        <w:rPr>
-          <w:szCs w:val="22"/>
-        </w:rPr>
-        <w:t>를 해당 Runner에 연결된 Scene으로 이동한다.</w:t>
-      </w:r>
-    </w:p>
-    <w:p>
-      <w:pPr>
-        <w:widowControl/>
-        <w:spacing w:after="100"/>
-        <w:rPr>
-          <w:szCs w:val="22"/>
-        </w:rPr>
-      </w:pPr>
-    </w:p>
-    <w:p>
-      <w:pPr>
-        <w:widowControl/>
-        <w:spacing w:after="100"/>
-        <w:rPr>
-          <w:szCs w:val="22"/>
-        </w:rPr>
-      </w:pPr>
-      <w:r>
-        <w:rPr>
-          <w:szCs w:val="22"/>
-        </w:rPr>
-        <w:t xml:space="preserve">1-6. </w:t>
-      </w:r>
-      <w:proofErr w:type="spellStart"/>
-      <w:proofErr w:type="gramStart"/>
-      <w:r>
-        <w:rPr>
-          <w:szCs w:val="22"/>
-        </w:rPr>
-        <w:t>InstantiateInRunnerScene</w:t>
-      </w:r>
-      <w:proofErr w:type="spellEnd"/>
-      <w:r>
-        <w:rPr>
-          <w:szCs w:val="22"/>
-        </w:rPr>
-        <w:t>(</w:t>
-      </w:r>
-      <w:proofErr w:type="gramEnd"/>
-      <w:r>
-        <w:rPr>
-          <w:szCs w:val="22"/>
-        </w:rPr>
-        <w:t>)</w:t>
+        <w:t>1-3. MakeDontDestroyOnLoad()</w:t>
+      </w:r>
+    </w:p>
+    <w:p>
+      <w:pPr>
+        <w:widowControl/>
+        <w:spacing w:after="100"/>
+        <w:rPr>
+          <w:szCs w:val="22"/>
+        </w:rPr>
+      </w:pPr>
+      <w:r>
+        <w:rPr>
+          <w:szCs w:val="22"/>
+        </w:rPr>
+        <w:t>Scene 전환 시 GameObject를 유지하며 Multi-Peer를 지원한다.</w:t>
+      </w:r>
+    </w:p>
+    <w:p>
+      <w:pPr>
+        <w:widowControl/>
+        <w:spacing w:after="100"/>
+        <w:rPr>
+          <w:szCs w:val="22"/>
+        </w:rPr>
+      </w:pPr>
+    </w:p>
+    <w:p>
+      <w:pPr>
+        <w:widowControl/>
+        <w:spacing w:after="100"/>
+        <w:rPr>
+          <w:szCs w:val="22"/>
+        </w:rPr>
+      </w:pPr>
+      <w:r>
+        <w:rPr>
+          <w:szCs w:val="22"/>
+        </w:rPr>
+        <w:t>1-4. MoveGameObjectToScene()</w:t>
+      </w:r>
+    </w:p>
+    <w:p>
+      <w:pPr>
+        <w:widowControl/>
+        <w:spacing w:after="100"/>
+        <w:rPr>
+          <w:szCs w:val="22"/>
+        </w:rPr>
+      </w:pPr>
+      <w:r>
+        <w:rPr>
+          <w:szCs w:val="22"/>
+        </w:rPr>
+        <w:t>GameObject를 지정한 Runner의 특정 Scene으로 이동한다.</w:t>
+      </w:r>
+    </w:p>
+    <w:p>
+      <w:pPr>
+        <w:widowControl/>
+        <w:spacing w:after="100"/>
+        <w:rPr>
+          <w:szCs w:val="22"/>
+        </w:rPr>
+      </w:pPr>
+    </w:p>
+    <w:p>
+      <w:pPr>
+        <w:widowControl/>
+        <w:spacing w:after="100"/>
+        <w:rPr>
+          <w:szCs w:val="22"/>
+        </w:rPr>
+      </w:pPr>
+      <w:r>
+        <w:rPr>
+          <w:szCs w:val="22"/>
+        </w:rPr>
+        <w:t>1-5. MoveToRunnerScene()</w:t>
+      </w:r>
+    </w:p>
+    <w:p>
+      <w:pPr>
+        <w:widowControl/>
+        <w:spacing w:after="100"/>
+        <w:rPr>
+          <w:szCs w:val="22"/>
+        </w:rPr>
+      </w:pPr>
+      <w:r>
+        <w:rPr>
+          <w:szCs w:val="22"/>
+        </w:rPr>
+        <w:t>GameObject를 해당 Runner에 연결된 Scene으로 이동한다.</w:t>
+      </w:r>
+    </w:p>
+    <w:p>
+      <w:pPr>
+        <w:widowControl/>
+        <w:spacing w:after="100"/>
+        <w:rPr>
+          <w:szCs w:val="22"/>
+        </w:rPr>
+      </w:pPr>
+    </w:p>
+    <w:p>
+      <w:pPr>
+        <w:widowControl/>
+        <w:spacing w:after="100"/>
+        <w:rPr>
+          <w:szCs w:val="22"/>
+        </w:rPr>
+      </w:pPr>
+      <w:r>
+        <w:rPr>
+          <w:szCs w:val="22"/>
+        </w:rPr>
+        <w:t>1-6. InstantiateInRunnerScene()</w:t>
       </w:r>
     </w:p>
     <w:p>
@@ -507,38 +345,23 @@
         <w:rPr>
           <w:szCs w:val="22"/>
         </w:rPr>
-        <w:t xml:space="preserve"> Runner의 Scene에 일반 </w:t>
-      </w:r>
-      <w:proofErr w:type="spellStart"/>
-      <w:r>
-        <w:rPr>
-          <w:szCs w:val="22"/>
-        </w:rPr>
-        <w:t>GameObject</w:t>
-      </w:r>
-      <w:proofErr w:type="spellEnd"/>
-      <w:r>
-        <w:rPr>
-          <w:szCs w:val="22"/>
-        </w:rPr>
-        <w:t>를 생성한다.</w:t>
-      </w:r>
-    </w:p>
-    <w:p>
-      <w:pPr>
-        <w:widowControl/>
-        <w:spacing w:after="100"/>
-        <w:rPr>
-          <w:szCs w:val="22"/>
-        </w:rPr>
-      </w:pPr>
-    </w:p>
-    <w:p>
-      <w:pPr>
-        <w:widowControl/>
-        <w:spacing w:after="100"/>
-        <w:rPr>
-          <w:rFonts w:hint="eastAsia"/>
+        <w:t xml:space="preserve"> Runner의 Scene에 일반 GameObject를 생성한다.</w:t>
+      </w:r>
+    </w:p>
+    <w:p>
+      <w:pPr>
+        <w:widowControl/>
+        <w:spacing w:after="100"/>
+        <w:rPr>
+          <w:szCs w:val="22"/>
+        </w:rPr>
+      </w:pPr>
+    </w:p>
+    <w:p>
+      <w:pPr>
+        <w:widowControl/>
+        <w:spacing w:after="100"/>
+        <w:rPr>
           <w:szCs w:val="22"/>
         </w:rPr>
       </w:pPr>
@@ -556,21 +379,7 @@
           <w:szCs w:val="22"/>
         </w:rPr>
         <w:lastRenderedPageBreak/>
-        <w:t>1-7. TryGetPhysicsScene2</w:t>
-      </w:r>
-      <w:proofErr w:type="gramStart"/>
-      <w:r>
-        <w:rPr>
-          <w:szCs w:val="22"/>
-        </w:rPr>
-        <w:t>D(</w:t>
-      </w:r>
-      <w:proofErr w:type="gramEnd"/>
-      <w:r>
-        <w:rPr>
-          <w:szCs w:val="22"/>
-        </w:rPr>
-        <w:t>)</w:t>
+        <w:t>1-7. TryGetPhysicsScene2D()</w:t>
       </w:r>
     </w:p>
     <w:p>
@@ -609,21 +418,7 @@
         <w:rPr>
           <w:szCs w:val="22"/>
         </w:rPr>
-        <w:t>1-8. TryGetPhysicsScene3</w:t>
-      </w:r>
-      <w:proofErr w:type="gramStart"/>
-      <w:r>
-        <w:rPr>
-          <w:szCs w:val="22"/>
-        </w:rPr>
-        <w:t>D(</w:t>
-      </w:r>
-      <w:proofErr w:type="gramEnd"/>
-      <w:r>
-        <w:rPr>
-          <w:szCs w:val="22"/>
-        </w:rPr>
-        <w:t>)</w:t>
+        <w:t>1-8. TryGetPhysicsScene3D()</w:t>
       </w:r>
     </w:p>
     <w:p>
@@ -662,172 +457,86 @@
         <w:rPr>
           <w:szCs w:val="22"/>
         </w:rPr>
-        <w:t xml:space="preserve">1-9. </w:t>
-      </w:r>
-      <w:proofErr w:type="spellStart"/>
-      <w:proofErr w:type="gramStart"/>
-      <w:r>
-        <w:rPr>
-          <w:szCs w:val="22"/>
-        </w:rPr>
-        <w:t>UnloadScene</w:t>
-      </w:r>
-      <w:proofErr w:type="spellEnd"/>
-      <w:r>
-        <w:rPr>
-          <w:szCs w:val="22"/>
-        </w:rPr>
-        <w:t>(</w:t>
-      </w:r>
-      <w:proofErr w:type="gramEnd"/>
-      <w:r>
-        <w:rPr>
-          <w:szCs w:val="22"/>
-        </w:rPr>
-        <w:t>)</w:t>
-      </w:r>
-    </w:p>
-    <w:p>
-      <w:pPr>
-        <w:widowControl/>
-        <w:spacing w:after="100"/>
-        <w:rPr>
-          <w:szCs w:val="22"/>
-        </w:rPr>
-      </w:pPr>
-      <w:r>
-        <w:rPr>
-          <w:szCs w:val="22"/>
-        </w:rPr>
-        <w:t xml:space="preserve">Fusion에서 관리하는 특정 Scene을 직접 </w:t>
-      </w:r>
-      <w:proofErr w:type="spellStart"/>
-      <w:r>
-        <w:rPr>
-          <w:szCs w:val="22"/>
-        </w:rPr>
-        <w:t>언로드한다</w:t>
-      </w:r>
-      <w:proofErr w:type="spellEnd"/>
-      <w:r>
-        <w:rPr>
-          <w:szCs w:val="22"/>
-        </w:rPr>
-        <w:t>.</w:t>
-      </w:r>
-    </w:p>
-    <w:p>
-      <w:pPr>
-        <w:widowControl/>
-        <w:spacing w:after="100"/>
-        <w:rPr>
-          <w:szCs w:val="22"/>
-        </w:rPr>
-      </w:pPr>
-    </w:p>
-    <w:p>
-      <w:pPr>
-        <w:widowControl/>
-        <w:spacing w:after="100"/>
-        <w:rPr>
-          <w:szCs w:val="22"/>
-        </w:rPr>
-      </w:pPr>
-      <w:r>
-        <w:rPr>
-          <w:szCs w:val="22"/>
-        </w:rPr>
-        <w:t xml:space="preserve">1-10. </w:t>
-      </w:r>
-      <w:proofErr w:type="spellStart"/>
-      <w:r>
-        <w:rPr>
-          <w:szCs w:val="22"/>
-        </w:rPr>
-        <w:t>SceneRef.FromPath</w:t>
-      </w:r>
-      <w:proofErr w:type="spellEnd"/>
-      <w:r>
-        <w:rPr>
-          <w:szCs w:val="22"/>
-        </w:rPr>
-        <w:t>()</w:t>
-      </w:r>
-    </w:p>
-    <w:p>
-      <w:pPr>
-        <w:widowControl/>
-        <w:spacing w:after="100"/>
-        <w:rPr>
-          <w:szCs w:val="22"/>
-        </w:rPr>
-      </w:pPr>
-      <w:r>
-        <w:rPr>
-          <w:szCs w:val="22"/>
-        </w:rPr>
-        <w:t xml:space="preserve">Scene 경로로 </w:t>
-      </w:r>
-      <w:proofErr w:type="spellStart"/>
-      <w:r>
-        <w:rPr>
-          <w:szCs w:val="22"/>
-        </w:rPr>
-        <w:t>SceneRef</w:t>
-      </w:r>
-      <w:proofErr w:type="spellEnd"/>
-      <w:r>
-        <w:rPr>
-          <w:szCs w:val="22"/>
-        </w:rPr>
-        <w:t xml:space="preserve">를 만들며 </w:t>
-      </w:r>
-      <w:proofErr w:type="spellStart"/>
-      <w:r>
-        <w:rPr>
-          <w:szCs w:val="22"/>
-        </w:rPr>
-        <w:t>Addressables</w:t>
-      </w:r>
-      <w:proofErr w:type="spellEnd"/>
-      <w:r>
-        <w:rPr>
-          <w:szCs w:val="22"/>
-        </w:rPr>
-        <w:t xml:space="preserve"> 등에 사용한다.</w:t>
-      </w:r>
-    </w:p>
-    <w:p>
-      <w:pPr>
-        <w:widowControl/>
-        <w:spacing w:after="100"/>
-        <w:rPr>
-          <w:szCs w:val="22"/>
-        </w:rPr>
-      </w:pPr>
-    </w:p>
-    <w:p>
-      <w:pPr>
-        <w:widowControl/>
-        <w:spacing w:after="100"/>
-        <w:rPr>
-          <w:szCs w:val="22"/>
-        </w:rPr>
-      </w:pPr>
-      <w:r>
-        <w:rPr>
-          <w:szCs w:val="22"/>
-        </w:rPr>
-        <w:t xml:space="preserve">1-11. </w:t>
-      </w:r>
-      <w:proofErr w:type="spellStart"/>
-      <w:r>
-        <w:rPr>
-          <w:szCs w:val="22"/>
-        </w:rPr>
-        <w:t>LoadSceneMode.Additive</w:t>
-      </w:r>
-      <w:proofErr w:type="spellEnd"/>
+        <w:t>1-9. UnloadScene()</w:t>
+      </w:r>
+    </w:p>
+    <w:p>
+      <w:pPr>
+        <w:widowControl/>
+        <w:spacing w:after="100"/>
+        <w:rPr>
+          <w:szCs w:val="22"/>
+        </w:rPr>
+      </w:pPr>
+      <w:r>
+        <w:rPr>
+          <w:szCs w:val="22"/>
+        </w:rPr>
+        <w:t>Fusion에서 관리하는 특정 Scene을 직접 언로드한다.</w:t>
+      </w:r>
+    </w:p>
+    <w:p>
+      <w:pPr>
+        <w:widowControl/>
+        <w:spacing w:after="100"/>
+        <w:rPr>
+          <w:szCs w:val="22"/>
+        </w:rPr>
+      </w:pPr>
+    </w:p>
+    <w:p>
+      <w:pPr>
+        <w:widowControl/>
+        <w:spacing w:after="100"/>
+        <w:rPr>
+          <w:szCs w:val="22"/>
+        </w:rPr>
+      </w:pPr>
+      <w:r>
+        <w:rPr>
+          <w:szCs w:val="22"/>
+        </w:rPr>
+        <w:t>1-10. SceneRef.FromPath()</w:t>
+      </w:r>
+    </w:p>
+    <w:p>
+      <w:pPr>
+        <w:widowControl/>
+        <w:spacing w:after="100"/>
+        <w:rPr>
+          <w:szCs w:val="22"/>
+        </w:rPr>
+      </w:pPr>
+      <w:r>
+        <w:rPr>
+          <w:szCs w:val="22"/>
+        </w:rPr>
+        <w:t>Scene 경로로 SceneRef를 만들며 Addressables 등에 사용한다.</w:t>
+      </w:r>
+    </w:p>
+    <w:p>
+      <w:pPr>
+        <w:widowControl/>
+        <w:spacing w:after="100"/>
+        <w:rPr>
+          <w:szCs w:val="22"/>
+        </w:rPr>
+      </w:pPr>
+    </w:p>
+    <w:p>
+      <w:pPr>
+        <w:widowControl/>
+        <w:spacing w:after="100"/>
+        <w:rPr>
+          <w:szCs w:val="22"/>
+        </w:rPr>
+      </w:pPr>
+      <w:r>
+        <w:rPr>
+          <w:szCs w:val="22"/>
+        </w:rPr>
+        <w:t>1-11. LoadSceneMode.Additive</w:t>
+      </w:r>
     </w:p>
     <w:p>
       <w:pPr>
@@ -848,54 +557,32 @@
         <w:rPr>
           <w:szCs w:val="22"/>
         </w:rPr>
-        <w:t xml:space="preserve"> Scene을 유지하면서 새로운 Scene을 추가로 </w:t>
-      </w:r>
-      <w:proofErr w:type="spellStart"/>
-      <w:r>
-        <w:rPr>
-          <w:szCs w:val="22"/>
-        </w:rPr>
-        <w:t>로드한다</w:t>
-      </w:r>
-      <w:proofErr w:type="spellEnd"/>
-      <w:r>
-        <w:rPr>
-          <w:szCs w:val="22"/>
-        </w:rPr>
-        <w:t>.</w:t>
-      </w:r>
-    </w:p>
-    <w:p>
-      <w:pPr>
-        <w:widowControl/>
-        <w:spacing w:after="100"/>
-        <w:rPr>
-          <w:szCs w:val="22"/>
-        </w:rPr>
-      </w:pPr>
-    </w:p>
-    <w:p>
-      <w:pPr>
-        <w:widowControl/>
-        <w:spacing w:after="100"/>
-        <w:rPr>
-          <w:szCs w:val="22"/>
-        </w:rPr>
-      </w:pPr>
-      <w:r>
-        <w:rPr>
-          <w:szCs w:val="22"/>
-        </w:rPr>
-        <w:t xml:space="preserve">1-12. </w:t>
-      </w:r>
-      <w:proofErr w:type="spellStart"/>
-      <w:r>
-        <w:rPr>
-          <w:szCs w:val="22"/>
-        </w:rPr>
-        <w:t>NetworkSceneInfo</w:t>
-      </w:r>
-      <w:proofErr w:type="spellEnd"/>
+        <w:t xml:space="preserve"> Scene을 유지하면서 새로운 Scene을 추가로 로드한다.</w:t>
+      </w:r>
+    </w:p>
+    <w:p>
+      <w:pPr>
+        <w:widowControl/>
+        <w:spacing w:after="100"/>
+        <w:rPr>
+          <w:szCs w:val="22"/>
+        </w:rPr>
+      </w:pPr>
+    </w:p>
+    <w:p>
+      <w:pPr>
+        <w:widowControl/>
+        <w:spacing w:after="100"/>
+        <w:rPr>
+          <w:szCs w:val="22"/>
+        </w:rPr>
+      </w:pPr>
+      <w:r>
+        <w:rPr>
+          <w:szCs w:val="22"/>
+        </w:rPr>
+        <w:t>1-12. NetworkSceneInfo</w:t>
+      </w:r>
     </w:p>
     <w:p>
       <w:pPr>
@@ -940,29 +627,7 @@
         <w:rPr>
           <w:szCs w:val="22"/>
         </w:rPr>
-        <w:t xml:space="preserve">1-13. </w:t>
-      </w:r>
-      <w:proofErr w:type="spellStart"/>
-      <w:proofErr w:type="gramStart"/>
-      <w:r>
-        <w:rPr>
-          <w:szCs w:val="22"/>
-        </w:rPr>
-        <w:t>OnSceneInfoChanged</w:t>
-      </w:r>
-      <w:proofErr w:type="spellEnd"/>
-      <w:r>
-        <w:rPr>
-          <w:szCs w:val="22"/>
-        </w:rPr>
-        <w:t>(</w:t>
-      </w:r>
-      <w:proofErr w:type="gramEnd"/>
-      <w:r>
-        <w:rPr>
-          <w:szCs w:val="22"/>
-        </w:rPr>
-        <w:t>)</w:t>
+        <w:t>1-13. OnSceneInfoChanged()</w:t>
       </w:r>
     </w:p>
     <w:p>
@@ -1020,44 +685,22 @@
         <w:rPr>
           <w:szCs w:val="22"/>
         </w:rPr>
-        <w:t xml:space="preserve">2-1. </w:t>
-      </w:r>
-      <w:proofErr w:type="spellStart"/>
-      <w:r>
-        <w:rPr>
-          <w:szCs w:val="22"/>
-        </w:rPr>
-        <w:t>NetworkSceneManagerDefault</w:t>
-      </w:r>
-      <w:proofErr w:type="spellEnd"/>
-    </w:p>
-    <w:p>
-      <w:pPr>
-        <w:widowControl/>
-        <w:spacing w:after="100"/>
-        <w:rPr>
-          <w:szCs w:val="22"/>
-        </w:rPr>
-      </w:pPr>
-      <w:r>
-        <w:rPr>
-          <w:szCs w:val="22"/>
-        </w:rPr>
-        <w:t xml:space="preserve">Fusion에서 제공하는 기본 Scene Manager로 Scene의 로드와 </w:t>
-      </w:r>
-      <w:proofErr w:type="spellStart"/>
-      <w:r>
-        <w:rPr>
-          <w:szCs w:val="22"/>
-        </w:rPr>
-        <w:t>언로드를</w:t>
-      </w:r>
-      <w:proofErr w:type="spellEnd"/>
-      <w:r>
-        <w:rPr>
-          <w:szCs w:val="22"/>
-        </w:rPr>
-        <w:t xml:space="preserve"> 처리한다.</w:t>
+        <w:t>2-1. NetworkSceneManagerDefault</w:t>
+      </w:r>
+    </w:p>
+    <w:p>
+      <w:pPr>
+        <w:widowControl/>
+        <w:spacing w:after="100"/>
+        <w:rPr>
+          <w:szCs w:val="22"/>
+        </w:rPr>
+      </w:pPr>
+      <w:r>
+        <w:rPr>
+          <w:szCs w:val="22"/>
+        </w:rPr>
+        <w:t>Fusion에서 제공하는 기본 Scene Manager로 Scene의 로드와 언로드를 처리한다.</w:t>
       </w:r>
     </w:p>
     <w:p>
@@ -1122,44 +765,22 @@
           <w:szCs w:val="22"/>
         </w:rPr>
         <w:lastRenderedPageBreak/>
-        <w:t xml:space="preserve">2-2. </w:t>
-      </w:r>
-      <w:proofErr w:type="spellStart"/>
-      <w:r>
-        <w:rPr>
-          <w:szCs w:val="22"/>
-        </w:rPr>
-        <w:t>StartGameArgs.SceneManager</w:t>
-      </w:r>
-      <w:proofErr w:type="spellEnd"/>
-    </w:p>
-    <w:p>
-      <w:pPr>
-        <w:widowControl/>
-        <w:spacing w:after="100"/>
-        <w:rPr>
-          <w:szCs w:val="22"/>
-        </w:rPr>
-      </w:pPr>
-      <w:r>
-        <w:rPr>
-          <w:szCs w:val="22"/>
-        </w:rPr>
-        <w:t xml:space="preserve">Runner 시작 시 사용할 </w:t>
-      </w:r>
-      <w:proofErr w:type="spellStart"/>
-      <w:r>
-        <w:rPr>
-          <w:szCs w:val="22"/>
-        </w:rPr>
-        <w:t>INetworkSceneManager</w:t>
-      </w:r>
-      <w:proofErr w:type="spellEnd"/>
-      <w:r>
-        <w:rPr>
-          <w:szCs w:val="22"/>
-        </w:rPr>
-        <w:t xml:space="preserve"> 구현체를 지정하는 필드이다.</w:t>
+        <w:t>2-2. StartGameArgs.SceneManager</w:t>
+      </w:r>
+    </w:p>
+    <w:p>
+      <w:pPr>
+        <w:widowControl/>
+        <w:spacing w:after="100"/>
+        <w:rPr>
+          <w:szCs w:val="22"/>
+        </w:rPr>
+      </w:pPr>
+      <w:r>
+        <w:rPr>
+          <w:szCs w:val="22"/>
+        </w:rPr>
+        <w:t>Runner 시작 시 사용할 INetworkSceneManager 구현체를 지정하는 필드이다.</w:t>
       </w:r>
     </w:p>
     <w:p>
@@ -1181,54 +802,32 @@
         <w:rPr>
           <w:szCs w:val="22"/>
         </w:rPr>
-        <w:t xml:space="preserve"> 이유: </w:t>
-      </w:r>
-      <w:proofErr w:type="spellStart"/>
-      <w:r>
-        <w:rPr>
-          <w:szCs w:val="22"/>
-        </w:rPr>
-        <w:t>NetworkSceneManagerDefault</w:t>
-      </w:r>
-      <w:proofErr w:type="spellEnd"/>
-      <w:r>
-        <w:rPr>
-          <w:szCs w:val="22"/>
-        </w:rPr>
-        <w:t>를 Runner에 연결하기 위해 사용한다.</w:t>
-      </w:r>
-    </w:p>
-    <w:p>
-      <w:pPr>
-        <w:widowControl/>
-        <w:spacing w:after="100"/>
-        <w:rPr>
-          <w:szCs w:val="22"/>
-        </w:rPr>
-      </w:pPr>
-    </w:p>
-    <w:p>
-      <w:pPr>
-        <w:widowControl/>
-        <w:spacing w:after="100"/>
-        <w:rPr>
-          <w:szCs w:val="22"/>
-        </w:rPr>
-      </w:pPr>
-      <w:r>
-        <w:rPr>
-          <w:szCs w:val="22"/>
-        </w:rPr>
-        <w:t xml:space="preserve">2-3. </w:t>
-      </w:r>
-      <w:proofErr w:type="spellStart"/>
-      <w:r>
-        <w:rPr>
-          <w:szCs w:val="22"/>
-        </w:rPr>
-        <w:t>NetworkRunner.IsSceneAuthority</w:t>
-      </w:r>
-      <w:proofErr w:type="spellEnd"/>
+        <w:t xml:space="preserve"> 이유: NetworkSceneManagerDefault를 Runner에 연결하기 위해 사용한다.</w:t>
+      </w:r>
+    </w:p>
+    <w:p>
+      <w:pPr>
+        <w:widowControl/>
+        <w:spacing w:after="100"/>
+        <w:rPr>
+          <w:szCs w:val="22"/>
+        </w:rPr>
+      </w:pPr>
+    </w:p>
+    <w:p>
+      <w:pPr>
+        <w:widowControl/>
+        <w:spacing w:after="100"/>
+        <w:rPr>
+          <w:szCs w:val="22"/>
+        </w:rPr>
+      </w:pPr>
+      <w:r>
+        <w:rPr>
+          <w:szCs w:val="22"/>
+        </w:rPr>
+        <w:t>2-3. NetworkRunner.IsSceneAuthority</w:t>
+      </w:r>
     </w:p>
     <w:p>
       <w:pPr>
@@ -1295,16 +894,8 @@
         <w:rPr>
           <w:szCs w:val="22"/>
         </w:rPr>
-        <w:t xml:space="preserve">2-4. </w:t>
-      </w:r>
-      <w:proofErr w:type="spellStart"/>
-      <w:r>
-        <w:rPr>
-          <w:szCs w:val="22"/>
-        </w:rPr>
-        <w:t>NetworkRunner.ActivePlayers</w:t>
-      </w:r>
-      <w:proofErr w:type="spellEnd"/>
+        <w:t>2-4. NetworkRunner.ActivePlayers</w:t>
+      </w:r>
     </w:p>
     <w:p>
       <w:pPr>
@@ -1325,21 +916,7 @@
         <w:rPr>
           <w:szCs w:val="22"/>
         </w:rPr>
-        <w:t xml:space="preserve"> Fusion Simulation에 참가 중인 </w:t>
-      </w:r>
-      <w:proofErr w:type="spellStart"/>
-      <w:r>
-        <w:rPr>
-          <w:szCs w:val="22"/>
-        </w:rPr>
-        <w:t>PlayerRef</w:t>
-      </w:r>
-      <w:proofErr w:type="spellEnd"/>
-      <w:r>
-        <w:rPr>
-          <w:szCs w:val="22"/>
-        </w:rPr>
-        <w:t xml:space="preserve"> 목록을 반환한다.</w:t>
+        <w:t xml:space="preserve"> Fusion Simulation에 참가 중인 PlayerRef 목록을 반환한다.</w:t>
       </w:r>
     </w:p>
     <w:p>
@@ -1385,21 +962,7 @@
         <w:rPr>
           <w:szCs w:val="22"/>
         </w:rPr>
-        <w:t xml:space="preserve">2-5. </w:t>
-      </w:r>
-      <w:proofErr w:type="spellStart"/>
-      <w:r>
-        <w:rPr>
-          <w:szCs w:val="22"/>
-        </w:rPr>
-        <w:t>NetworkRunner.LoadScene</w:t>
-      </w:r>
-      <w:proofErr w:type="spellEnd"/>
-      <w:r>
-        <w:rPr>
-          <w:szCs w:val="22"/>
-        </w:rPr>
-        <w:t>()</w:t>
+        <w:t>2-5. NetworkRunner.LoadScene()</w:t>
       </w:r>
     </w:p>
     <w:p>
@@ -1460,44 +1023,22 @@
         <w:rPr>
           <w:szCs w:val="22"/>
         </w:rPr>
-        <w:t xml:space="preserve">2-6. </w:t>
-      </w:r>
-      <w:proofErr w:type="spellStart"/>
-      <w:r>
-        <w:rPr>
-          <w:szCs w:val="22"/>
-        </w:rPr>
-        <w:t>SceneRef</w:t>
-      </w:r>
-      <w:proofErr w:type="spellEnd"/>
-    </w:p>
-    <w:p>
-      <w:pPr>
-        <w:widowControl/>
-        <w:spacing w:after="100"/>
-        <w:rPr>
-          <w:szCs w:val="22"/>
-        </w:rPr>
-      </w:pPr>
-      <w:r>
-        <w:rPr>
-          <w:szCs w:val="22"/>
-        </w:rPr>
-        <w:t xml:space="preserve">Fusion에서 </w:t>
-      </w:r>
-      <w:proofErr w:type="spellStart"/>
-      <w:r>
-        <w:rPr>
-          <w:szCs w:val="22"/>
-        </w:rPr>
-        <w:t>로드하거나</w:t>
-      </w:r>
-      <w:proofErr w:type="spellEnd"/>
-      <w:r>
-        <w:rPr>
-          <w:szCs w:val="22"/>
-        </w:rPr>
-        <w:t xml:space="preserve"> 관리할 Scene을 나타내는 구조체이다.</w:t>
+        <w:t>2-6. SceneRef</w:t>
+      </w:r>
+    </w:p>
+    <w:p>
+      <w:pPr>
+        <w:widowControl/>
+        <w:spacing w:after="100"/>
+        <w:rPr>
+          <w:szCs w:val="22"/>
+        </w:rPr>
+      </w:pPr>
+      <w:r>
+        <w:rPr>
+          <w:szCs w:val="22"/>
+        </w:rPr>
+        <w:t>Fusion에서 로드하거나 관리할 Scene을 나타내는 구조체이다.</w:t>
       </w:r>
     </w:p>
     <w:p>
@@ -1519,102 +1060,46 @@
         <w:rPr>
           <w:szCs w:val="22"/>
         </w:rPr>
-        <w:t xml:space="preserve"> 이유: </w:t>
-      </w:r>
-      <w:proofErr w:type="spellStart"/>
-      <w:r>
-        <w:rPr>
-          <w:szCs w:val="22"/>
-        </w:rPr>
-        <w:t>LoadScene</w:t>
-      </w:r>
-      <w:proofErr w:type="spellEnd"/>
-      <w:r>
-        <w:rPr>
-          <w:szCs w:val="22"/>
-        </w:rPr>
-        <w:t>()</w:t>
-      </w:r>
-      <w:proofErr w:type="spellStart"/>
-      <w:r>
-        <w:rPr>
-          <w:szCs w:val="22"/>
-        </w:rPr>
-        <w:t>에</w:t>
-      </w:r>
-      <w:proofErr w:type="spellEnd"/>
-      <w:r>
-        <w:rPr>
-          <w:szCs w:val="22"/>
-        </w:rPr>
-        <w:t xml:space="preserve"> 이동할 Game Scene을 전달하기 위해 사용한다.</w:t>
-      </w:r>
-    </w:p>
-    <w:p>
-      <w:pPr>
-        <w:widowControl/>
-        <w:spacing w:after="100"/>
-        <w:rPr>
-          <w:szCs w:val="22"/>
-        </w:rPr>
-      </w:pPr>
-    </w:p>
-    <w:p>
-      <w:pPr>
-        <w:widowControl/>
-        <w:spacing w:after="100"/>
-        <w:rPr>
-          <w:szCs w:val="22"/>
-        </w:rPr>
-      </w:pPr>
-      <w:r>
-        <w:rPr>
-          <w:szCs w:val="22"/>
-        </w:rPr>
-        <w:t xml:space="preserve">2-7. </w:t>
-      </w:r>
-      <w:proofErr w:type="spellStart"/>
-      <w:r>
-        <w:rPr>
-          <w:szCs w:val="22"/>
-        </w:rPr>
-        <w:t>SceneRef.FromIndex</w:t>
-      </w:r>
-      <w:proofErr w:type="spellEnd"/>
-      <w:r>
-        <w:rPr>
-          <w:szCs w:val="22"/>
-        </w:rPr>
-        <w:t>()</w:t>
-      </w:r>
-    </w:p>
-    <w:p>
-      <w:pPr>
-        <w:widowControl/>
-        <w:spacing w:after="100"/>
-        <w:rPr>
-          <w:szCs w:val="22"/>
-        </w:rPr>
-      </w:pPr>
-      <w:r>
-        <w:rPr>
-          <w:szCs w:val="22"/>
-        </w:rPr>
-        <w:t xml:space="preserve">Unity Build Index를 이용하여 </w:t>
-      </w:r>
-      <w:proofErr w:type="spellStart"/>
-      <w:r>
-        <w:rPr>
-          <w:szCs w:val="22"/>
-        </w:rPr>
-        <w:t>SceneRef</w:t>
-      </w:r>
-      <w:proofErr w:type="spellEnd"/>
-      <w:r>
-        <w:rPr>
-          <w:szCs w:val="22"/>
-        </w:rPr>
-        <w:t>를 생성한다.</w:t>
+        <w:t xml:space="preserve"> 이유: LoadScene()에 이동할 Game Scene을 전달하기 위해 사용한다.</w:t>
+      </w:r>
+    </w:p>
+    <w:p>
+      <w:pPr>
+        <w:widowControl/>
+        <w:spacing w:after="100"/>
+        <w:rPr>
+          <w:szCs w:val="22"/>
+        </w:rPr>
+      </w:pPr>
+    </w:p>
+    <w:p>
+      <w:pPr>
+        <w:widowControl/>
+        <w:spacing w:after="100"/>
+        <w:rPr>
+          <w:szCs w:val="22"/>
+        </w:rPr>
+      </w:pPr>
+      <w:r>
+        <w:rPr>
+          <w:szCs w:val="22"/>
+        </w:rPr>
+        <w:t>2-7. SceneRef.FromIndex()</w:t>
+      </w:r>
+    </w:p>
+    <w:p>
+      <w:pPr>
+        <w:widowControl/>
+        <w:spacing w:after="100"/>
+        <w:rPr>
+          <w:szCs w:val="22"/>
+        </w:rPr>
+      </w:pPr>
+      <w:r>
+        <w:rPr>
+          <w:szCs w:val="22"/>
+        </w:rPr>
+        <w:t>Unity Build Index를 이용하여 SceneRef를 생성한다.</w:t>
       </w:r>
     </w:p>
     <w:p>
@@ -1660,16 +1145,8 @@
         <w:rPr>
           <w:szCs w:val="22"/>
         </w:rPr>
-        <w:t xml:space="preserve">2-8. </w:t>
-      </w:r>
-      <w:proofErr w:type="spellStart"/>
-      <w:r>
-        <w:rPr>
-          <w:szCs w:val="22"/>
-        </w:rPr>
-        <w:t>gameSceneIndex</w:t>
-      </w:r>
-      <w:proofErr w:type="spellEnd"/>
+        <w:t>2-8. gameSceneIndex</w:t>
+      </w:r>
     </w:p>
     <w:p>
       <w:pPr>
@@ -1712,35 +1189,7 @@
         <w:rPr>
           <w:szCs w:val="22"/>
         </w:rPr>
-        <w:t xml:space="preserve"> 이유: 이동할 Scene의 Index를 </w:t>
-      </w:r>
-      <w:proofErr w:type="spellStart"/>
-      <w:r>
-        <w:rPr>
-          <w:szCs w:val="22"/>
-        </w:rPr>
-        <w:t>FromIndex</w:t>
-      </w:r>
-      <w:proofErr w:type="spellEnd"/>
-      <w:r>
-        <w:rPr>
-          <w:szCs w:val="22"/>
-        </w:rPr>
-        <w:t>()</w:t>
-      </w:r>
-      <w:proofErr w:type="spellStart"/>
-      <w:r>
-        <w:rPr>
-          <w:szCs w:val="22"/>
-        </w:rPr>
-        <w:t>에</w:t>
-      </w:r>
-      <w:proofErr w:type="spellEnd"/>
-      <w:r>
-        <w:rPr>
-          <w:szCs w:val="22"/>
-        </w:rPr>
-        <w:t xml:space="preserve"> 전달하기 위해 사용한다.</w:t>
+        <w:t xml:space="preserve"> 이유: 이동할 Scene의 Index를 FromIndex()에 전달하기 위해 사용한다.</w:t>
       </w:r>
     </w:p>
     <w:p>
@@ -1765,16 +1214,8 @@
           <w:szCs w:val="22"/>
         </w:rPr>
         <w:lastRenderedPageBreak/>
-        <w:t xml:space="preserve">2-9. </w:t>
-      </w:r>
-      <w:proofErr w:type="spellStart"/>
-      <w:r>
-        <w:rPr>
-          <w:szCs w:val="22"/>
-        </w:rPr>
-        <w:t>LoadSceneMode.Single</w:t>
-      </w:r>
-      <w:proofErr w:type="spellEnd"/>
+        <w:t>2-9. LoadSceneMode.Single</w:t>
+      </w:r>
     </w:p>
     <w:p>
       <w:pPr>
@@ -1795,21 +1236,7 @@
         <w:rPr>
           <w:szCs w:val="22"/>
         </w:rPr>
-        <w:t xml:space="preserve"> Scene들을 </w:t>
-      </w:r>
-      <w:proofErr w:type="spellStart"/>
-      <w:r>
-        <w:rPr>
-          <w:szCs w:val="22"/>
-        </w:rPr>
-        <w:t>언로드하고</w:t>
-      </w:r>
-      <w:proofErr w:type="spellEnd"/>
-      <w:r>
-        <w:rPr>
-          <w:szCs w:val="22"/>
-        </w:rPr>
-        <w:t xml:space="preserve"> 새로운 Scene으로 교체하는 로드 방식이다.</w:t>
+        <w:t xml:space="preserve"> Scene들을 언로드하고 새로운 Scene으로 교체하는 로드 방식이다.</w:t>
       </w:r>
     </w:p>
     <w:p>
@@ -1855,16 +1282,8 @@
         <w:rPr>
           <w:szCs w:val="22"/>
         </w:rPr>
-        <w:t xml:space="preserve">2-10. </w:t>
-      </w:r>
-      <w:proofErr w:type="spellStart"/>
-      <w:r>
-        <w:rPr>
-          <w:szCs w:val="22"/>
-        </w:rPr>
-        <w:t>NetworkRunner.IsSceneManagerBusy</w:t>
-      </w:r>
-      <w:proofErr w:type="spellEnd"/>
+        <w:t>2-10. NetworkRunner.IsSceneManagerBusy</w:t>
+      </w:r>
     </w:p>
     <w:p>
       <w:pPr>
@@ -1924,29 +1343,7 @@
         <w:rPr>
           <w:szCs w:val="22"/>
         </w:rPr>
-        <w:t xml:space="preserve">2-11. </w:t>
-      </w:r>
-      <w:proofErr w:type="spellStart"/>
-      <w:proofErr w:type="gramStart"/>
-      <w:r>
-        <w:rPr>
-          <w:szCs w:val="22"/>
-        </w:rPr>
-        <w:t>OnSceneLoadStart</w:t>
-      </w:r>
-      <w:proofErr w:type="spellEnd"/>
-      <w:r>
-        <w:rPr>
-          <w:szCs w:val="22"/>
-        </w:rPr>
-        <w:t>(</w:t>
-      </w:r>
-      <w:proofErr w:type="gramEnd"/>
-      <w:r>
-        <w:rPr>
-          <w:szCs w:val="22"/>
-        </w:rPr>
-        <w:t>)</w:t>
+        <w:t>2-11. OnSceneLoadStart()</w:t>
       </w:r>
     </w:p>
     <w:p>
@@ -2014,29 +1411,7 @@
         <w:rPr>
           <w:szCs w:val="22"/>
         </w:rPr>
-        <w:t xml:space="preserve">2-12. </w:t>
-      </w:r>
-      <w:proofErr w:type="spellStart"/>
-      <w:proofErr w:type="gramStart"/>
-      <w:r>
-        <w:rPr>
-          <w:szCs w:val="22"/>
-        </w:rPr>
-        <w:t>OnSceneLoadDone</w:t>
-      </w:r>
-      <w:proofErr w:type="spellEnd"/>
-      <w:r>
-        <w:rPr>
-          <w:szCs w:val="22"/>
-        </w:rPr>
-        <w:t>(</w:t>
-      </w:r>
-      <w:proofErr w:type="gramEnd"/>
-      <w:r>
-        <w:rPr>
-          <w:szCs w:val="22"/>
-        </w:rPr>
-        <w:t>)</w:t>
+        <w:t>2-12. OnSceneLoadDone()</w:t>
       </w:r>
     </w:p>
     <w:p>
@@ -2205,6 +1580,7 @@
         <w:widowControl/>
         <w:spacing w:after="100"/>
         <w:rPr>
+          <w:rFonts w:hint="eastAsia"/>
           <w:b/>
           <w:bCs/>
           <w:szCs w:val="22"/>
@@ -2217,475 +1593,469 @@
           <w:szCs w:val="22"/>
         </w:rPr>
         <w:lastRenderedPageBreak/>
-        <w:t>3. 사용할 변수와 함수</w:t>
-      </w:r>
-    </w:p>
-    <w:p>
-      <w:pPr>
-        <w:widowControl/>
-        <w:spacing w:after="100"/>
-        <w:rPr>
-          <w:szCs w:val="22"/>
-        </w:rPr>
-      </w:pPr>
-      <w:r>
-        <w:rPr>
-          <w:rFonts w:hint="eastAsia"/>
-          <w:szCs w:val="22"/>
-        </w:rPr>
-        <w:t>•</w:t>
-      </w:r>
-      <w:r>
-        <w:rPr>
-          <w:szCs w:val="22"/>
+        <w:t xml:space="preserve">3. </w:t>
+      </w:r>
+      <w:r>
+        <w:rPr>
+          <w:rFonts w:hint="eastAsia"/>
+          <w:b/>
+          <w:bCs/>
+          <w:szCs w:val="22"/>
+        </w:rPr>
+        <w:t>최초 구현</w:t>
+      </w:r>
+      <w:r>
+        <w:rPr>
+          <w:rFonts w:hint="eastAsia"/>
+          <w:b/>
+          <w:bCs/>
+          <w:szCs w:val="22"/>
+        </w:rPr>
+        <w:t xml:space="preserve"> 의사 코드</w:t>
+      </w:r>
+    </w:p>
+    <w:p>
+      <w:pPr>
+        <w:widowControl/>
+        <w:spacing w:after="100"/>
+        <w:rPr>
+          <w:b/>
+          <w:bCs/>
+          <w:szCs w:val="22"/>
+        </w:rPr>
+      </w:pPr>
+    </w:p>
+    <w:p>
+      <w:pPr>
+        <w:widowControl/>
+        <w:spacing w:after="100"/>
+        <w:rPr>
+          <w:rFonts w:hint="eastAsia"/>
+          <w:b/>
+          <w:bCs/>
+          <w:szCs w:val="22"/>
+        </w:rPr>
+      </w:pPr>
+      <w:r>
+        <w:rPr>
+          <w:rFonts w:hint="eastAsia"/>
+          <w:b/>
+          <w:bCs/>
+          <w:szCs w:val="22"/>
+        </w:rPr>
+        <w:t>3-</w:t>
+      </w:r>
+      <w:r>
+        <w:rPr>
+          <w:b/>
+          <w:bCs/>
+          <w:szCs w:val="22"/>
+        </w:rPr>
+        <w:t>1. GameScene 만들고 Build에 등록</w:t>
+      </w:r>
+    </w:p>
+    <w:p>
+      <w:pPr>
+        <w:widowControl/>
+        <w:spacing w:after="100"/>
+        <w:rPr>
+          <w:szCs w:val="22"/>
+        </w:rPr>
+      </w:pPr>
+      <w:r>
+        <w:rPr>
+          <w:rFonts w:hint="eastAsia"/>
+          <w:szCs w:val="22"/>
+        </w:rPr>
+        <w:t>빌드 세팅에도 씬을 추가해야 한다.</w:t>
+      </w:r>
+      <w:r>
+        <w:rPr>
+          <w:rFonts w:ascii="굴림체" w:eastAsia="굴림체" w:hAnsi="굴림체" w:cs="굴림체"/>
+          <w:sz w:val="24"/>
         </w:rPr>
         <w:t xml:space="preserve"> </w:t>
       </w:r>
-      <w:proofErr w:type="spellStart"/>
-      <w:r>
-        <w:rPr>
-          <w:szCs w:val="22"/>
-        </w:rPr>
-        <w:t>NetworkRunner</w:t>
-      </w:r>
-      <w:proofErr w:type="spellEnd"/>
-    </w:p>
-    <w:p>
-      <w:pPr>
-        <w:widowControl/>
-        <w:spacing w:after="100"/>
-        <w:rPr>
-          <w:szCs w:val="22"/>
-        </w:rPr>
-      </w:pPr>
-      <w:r>
-        <w:rPr>
-          <w:rFonts w:hint="eastAsia"/>
-          <w:szCs w:val="22"/>
-        </w:rPr>
-        <w:t>•</w:t>
-      </w:r>
-      <w:r>
-        <w:rPr>
-          <w:szCs w:val="22"/>
-        </w:rPr>
-        <w:t xml:space="preserve"> runner</w:t>
-      </w:r>
-    </w:p>
-    <w:p>
-      <w:pPr>
-        <w:widowControl/>
-        <w:spacing w:after="100"/>
-        <w:rPr>
-          <w:szCs w:val="22"/>
-        </w:rPr>
-      </w:pPr>
-      <w:r>
-        <w:rPr>
-          <w:rFonts w:hint="eastAsia"/>
-          <w:szCs w:val="22"/>
-        </w:rPr>
-        <w:t>•</w:t>
-      </w:r>
-      <w:r>
-        <w:rPr>
-          <w:szCs w:val="22"/>
-        </w:rPr>
-        <w:t xml:space="preserve"> </w:t>
-      </w:r>
-      <w:proofErr w:type="spellStart"/>
+      <w:r>
+        <w:rPr>
+          <w:szCs w:val="22"/>
+        </w:rPr>
+        <w:t>SceneRef.FromIndex()에서 사용하는 Index는 이 Build Scene Index다.</w:t>
+      </w:r>
+    </w:p>
+    <w:p>
+      <w:pPr>
+        <w:widowControl/>
+        <w:spacing w:after="100"/>
+        <w:rPr>
+          <w:szCs w:val="22"/>
+        </w:rPr>
+      </w:pPr>
+    </w:p>
+    <w:p>
+      <w:pPr>
+        <w:widowControl/>
+        <w:spacing w:after="100"/>
+        <w:rPr>
+          <w:szCs w:val="22"/>
+        </w:rPr>
+      </w:pPr>
+      <w:r>
+        <w:rPr>
+          <w:rFonts w:hint="eastAsia"/>
+          <w:szCs w:val="22"/>
+        </w:rPr>
+        <w:t>3-</w:t>
+      </w:r>
+      <w:r>
+        <w:rPr>
+          <w:szCs w:val="22"/>
+        </w:rPr>
+        <w:t>2. 기존 StartFusion()의 SceneManager 확인</w:t>
+      </w:r>
+    </w:p>
+    <w:p>
+      <w:pPr>
+        <w:widowControl/>
+        <w:spacing w:after="100"/>
+        <w:rPr>
+          <w:rFonts w:hint="eastAsia"/>
+          <w:szCs w:val="22"/>
+        </w:rPr>
+      </w:pPr>
+      <w:r>
+        <w:rPr>
+          <w:rFonts w:hint="eastAsia"/>
+          <w:szCs w:val="22"/>
+        </w:rPr>
+        <w:t xml:space="preserve">연결 매니저 오브젝트에 </w:t>
+      </w:r>
       <w:r>
         <w:rPr>
           <w:szCs w:val="22"/>
         </w:rPr>
         <w:t>NetworkSceneManagerDefault</w:t>
       </w:r>
-      <w:proofErr w:type="spellEnd"/>
-    </w:p>
-    <w:p>
-      <w:pPr>
-        <w:widowControl/>
-        <w:spacing w:after="100"/>
-        <w:rPr>
-          <w:szCs w:val="22"/>
-        </w:rPr>
-      </w:pPr>
-      <w:r>
-        <w:rPr>
-          <w:rFonts w:hint="eastAsia"/>
-          <w:szCs w:val="22"/>
-        </w:rPr>
-        <w:t>•</w:t>
-      </w:r>
-      <w:r>
-        <w:rPr>
-          <w:szCs w:val="22"/>
-        </w:rPr>
-        <w:t xml:space="preserve"> </w:t>
-      </w:r>
-      <w:proofErr w:type="spellStart"/>
-      <w:r>
-        <w:rPr>
-          <w:szCs w:val="22"/>
-        </w:rPr>
-        <w:t>sceneManager</w:t>
-      </w:r>
-      <w:proofErr w:type="spellEnd"/>
-    </w:p>
-    <w:p>
-      <w:pPr>
-        <w:widowControl/>
-        <w:spacing w:after="100"/>
-        <w:rPr>
-          <w:szCs w:val="22"/>
-        </w:rPr>
-      </w:pPr>
-      <w:r>
-        <w:rPr>
-          <w:rFonts w:hint="eastAsia"/>
-          <w:szCs w:val="22"/>
-        </w:rPr>
-        <w:t>•</w:t>
-      </w:r>
-      <w:r>
-        <w:rPr>
-          <w:szCs w:val="22"/>
-        </w:rPr>
-        <w:t xml:space="preserve"> </w:t>
-      </w:r>
-      <w:proofErr w:type="spellStart"/>
-      <w:r>
-        <w:rPr>
-          <w:szCs w:val="22"/>
-        </w:rPr>
-        <w:t>StartGameArgs.SceneManager</w:t>
-      </w:r>
-      <w:proofErr w:type="spellEnd"/>
-    </w:p>
-    <w:p>
-      <w:pPr>
-        <w:widowControl/>
-        <w:spacing w:after="100"/>
-        <w:rPr>
-          <w:szCs w:val="22"/>
-        </w:rPr>
-      </w:pPr>
-      <w:r>
-        <w:rPr>
-          <w:rFonts w:hint="eastAsia"/>
-          <w:szCs w:val="22"/>
-        </w:rPr>
-        <w:t>•</w:t>
-      </w:r>
-      <w:r>
-        <w:rPr>
-          <w:szCs w:val="22"/>
-        </w:rPr>
-        <w:t xml:space="preserve"> </w:t>
-      </w:r>
-      <w:proofErr w:type="spellStart"/>
-      <w:r>
-        <w:rPr>
-          <w:szCs w:val="22"/>
-        </w:rPr>
-        <w:t>NetworkRunner.IsSceneAuthority</w:t>
-      </w:r>
-      <w:proofErr w:type="spellEnd"/>
-    </w:p>
-    <w:p>
-      <w:pPr>
-        <w:widowControl/>
-        <w:spacing w:after="100"/>
-        <w:rPr>
-          <w:szCs w:val="22"/>
-        </w:rPr>
-      </w:pPr>
-      <w:r>
-        <w:rPr>
-          <w:rFonts w:hint="eastAsia"/>
-          <w:szCs w:val="22"/>
-        </w:rPr>
-        <w:t>•</w:t>
-      </w:r>
-      <w:r>
-        <w:rPr>
-          <w:szCs w:val="22"/>
-        </w:rPr>
-        <w:t xml:space="preserve"> </w:t>
-      </w:r>
-      <w:proofErr w:type="spellStart"/>
-      <w:r>
-        <w:rPr>
-          <w:szCs w:val="22"/>
-        </w:rPr>
-        <w:t>NetworkRunner.ActivePlayers</w:t>
-      </w:r>
-      <w:proofErr w:type="spellEnd"/>
-    </w:p>
-    <w:p>
-      <w:pPr>
-        <w:widowControl/>
-        <w:spacing w:after="100"/>
-        <w:rPr>
-          <w:szCs w:val="22"/>
-        </w:rPr>
-      </w:pPr>
-      <w:r>
-        <w:rPr>
-          <w:rFonts w:hint="eastAsia"/>
-          <w:szCs w:val="22"/>
-        </w:rPr>
-        <w:t>•</w:t>
-      </w:r>
-      <w:r>
-        <w:rPr>
-          <w:szCs w:val="22"/>
-        </w:rPr>
-        <w:t xml:space="preserve"> </w:t>
-      </w:r>
-      <w:proofErr w:type="spellStart"/>
-      <w:r>
-        <w:rPr>
-          <w:szCs w:val="22"/>
-        </w:rPr>
-        <w:t>NetworkRunner.IsSceneManagerBusy</w:t>
-      </w:r>
-      <w:proofErr w:type="spellEnd"/>
-    </w:p>
-    <w:p>
-      <w:pPr>
-        <w:widowControl/>
-        <w:spacing w:after="100"/>
-        <w:rPr>
-          <w:szCs w:val="22"/>
-        </w:rPr>
-      </w:pPr>
-      <w:r>
-        <w:rPr>
-          <w:rFonts w:hint="eastAsia"/>
-          <w:szCs w:val="22"/>
-        </w:rPr>
-        <w:t>•</w:t>
-      </w:r>
-      <w:r>
-        <w:rPr>
-          <w:szCs w:val="22"/>
-        </w:rPr>
-        <w:t xml:space="preserve"> </w:t>
-      </w:r>
-      <w:proofErr w:type="spellStart"/>
-      <w:r>
-        <w:rPr>
-          <w:szCs w:val="22"/>
-        </w:rPr>
-        <w:t>SceneRef</w:t>
-      </w:r>
-      <w:proofErr w:type="spellEnd"/>
-    </w:p>
-    <w:p>
-      <w:pPr>
-        <w:widowControl/>
-        <w:spacing w:after="100"/>
-        <w:rPr>
-          <w:szCs w:val="22"/>
-        </w:rPr>
-      </w:pPr>
-      <w:r>
-        <w:rPr>
-          <w:rFonts w:hint="eastAsia"/>
-          <w:szCs w:val="22"/>
-        </w:rPr>
-        <w:t>•</w:t>
-      </w:r>
-      <w:r>
-        <w:rPr>
-          <w:szCs w:val="22"/>
-        </w:rPr>
-        <w:t xml:space="preserve"> </w:t>
-      </w:r>
-      <w:proofErr w:type="spellStart"/>
-      <w:r>
-        <w:rPr>
-          <w:szCs w:val="22"/>
-        </w:rPr>
-        <w:t>SceneRef.FromIndex</w:t>
-      </w:r>
-      <w:proofErr w:type="spellEnd"/>
-      <w:r>
-        <w:rPr>
-          <w:szCs w:val="22"/>
-        </w:rPr>
-        <w:t>()</w:t>
-      </w:r>
-    </w:p>
-    <w:p>
-      <w:pPr>
-        <w:widowControl/>
-        <w:spacing w:after="100"/>
-        <w:rPr>
-          <w:szCs w:val="22"/>
-        </w:rPr>
-      </w:pPr>
-      <w:r>
-        <w:rPr>
-          <w:rFonts w:hint="eastAsia"/>
-          <w:szCs w:val="22"/>
-        </w:rPr>
-        <w:t>•</w:t>
-      </w:r>
-      <w:r>
-        <w:rPr>
-          <w:szCs w:val="22"/>
-        </w:rPr>
-        <w:t xml:space="preserve"> </w:t>
-      </w:r>
-      <w:proofErr w:type="spellStart"/>
-      <w:r>
-        <w:rPr>
-          <w:szCs w:val="22"/>
-        </w:rPr>
-        <w:t>gameSceneIndex</w:t>
-      </w:r>
-      <w:proofErr w:type="spellEnd"/>
-    </w:p>
-    <w:p>
-      <w:pPr>
-        <w:widowControl/>
-        <w:spacing w:after="100"/>
-        <w:rPr>
-          <w:szCs w:val="22"/>
-        </w:rPr>
-      </w:pPr>
-      <w:r>
-        <w:rPr>
-          <w:rFonts w:hint="eastAsia"/>
-          <w:szCs w:val="22"/>
-        </w:rPr>
-        <w:t>•</w:t>
-      </w:r>
-      <w:r>
-        <w:rPr>
-          <w:szCs w:val="22"/>
-        </w:rPr>
-        <w:t xml:space="preserve"> </w:t>
-      </w:r>
-      <w:proofErr w:type="spellStart"/>
-      <w:r>
-        <w:rPr>
-          <w:szCs w:val="22"/>
-        </w:rPr>
-        <w:t>NetworkRunner.LoadScene</w:t>
-      </w:r>
-      <w:proofErr w:type="spellEnd"/>
-      <w:r>
-        <w:rPr>
-          <w:szCs w:val="22"/>
-        </w:rPr>
-        <w:t>()</w:t>
-      </w:r>
-    </w:p>
-    <w:p>
-      <w:pPr>
-        <w:widowControl/>
-        <w:spacing w:after="100"/>
-        <w:rPr>
-          <w:szCs w:val="22"/>
-        </w:rPr>
-      </w:pPr>
-      <w:r>
-        <w:rPr>
-          <w:rFonts w:hint="eastAsia"/>
-          <w:szCs w:val="22"/>
-        </w:rPr>
-        <w:t>•</w:t>
-      </w:r>
-      <w:r>
-        <w:rPr>
-          <w:szCs w:val="22"/>
-        </w:rPr>
-        <w:t xml:space="preserve"> </w:t>
-      </w:r>
-      <w:proofErr w:type="spellStart"/>
-      <w:r>
-        <w:rPr>
-          <w:szCs w:val="22"/>
-        </w:rPr>
-        <w:t>LoadSceneMode.Single</w:t>
-      </w:r>
-      <w:proofErr w:type="spellEnd"/>
-    </w:p>
-    <w:p>
-      <w:pPr>
-        <w:widowControl/>
-        <w:spacing w:after="100"/>
-        <w:rPr>
-          <w:szCs w:val="22"/>
-        </w:rPr>
-      </w:pPr>
-      <w:r>
-        <w:rPr>
-          <w:rFonts w:hint="eastAsia"/>
-          <w:szCs w:val="22"/>
-        </w:rPr>
-        <w:t>•</w:t>
-      </w:r>
-      <w:r>
-        <w:rPr>
-          <w:szCs w:val="22"/>
-        </w:rPr>
-        <w:t xml:space="preserve"> </w:t>
-      </w:r>
-      <w:proofErr w:type="spellStart"/>
+      <w:r>
+        <w:rPr>
+          <w:rFonts w:hint="eastAsia"/>
+          <w:szCs w:val="22"/>
+        </w:rPr>
+        <w:t xml:space="preserve"> 컴포넌트 추가한다.</w:t>
+      </w:r>
+    </w:p>
+    <w:p>
+      <w:pPr>
+        <w:widowControl/>
+        <w:spacing w:after="100"/>
+        <w:rPr>
+          <w:rFonts w:hint="eastAsia"/>
+          <w:szCs w:val="22"/>
+        </w:rPr>
+      </w:pPr>
+    </w:p>
+    <w:p>
+      <w:pPr>
+        <w:widowControl/>
+        <w:spacing w:after="100"/>
+        <w:rPr>
+          <w:szCs w:val="22"/>
+        </w:rPr>
+      </w:pPr>
+      <w:r>
+        <w:rPr>
+          <w:rFonts w:hint="eastAsia"/>
+          <w:szCs w:val="22"/>
+        </w:rPr>
+        <w:t>3-</w:t>
+      </w:r>
+      <w:r>
+        <w:rPr>
+          <w:szCs w:val="22"/>
+        </w:rPr>
+        <w:t>3. 이동할 Scene Index 변수 추가</w:t>
+      </w:r>
+    </w:p>
+    <w:p>
+      <w:pPr>
+        <w:widowControl/>
+        <w:spacing w:after="100"/>
+        <w:rPr>
+          <w:szCs w:val="22"/>
+        </w:rPr>
+      </w:pPr>
+    </w:p>
+    <w:p>
+      <w:pPr>
+        <w:widowControl/>
+        <w:spacing w:after="100"/>
+        <w:rPr>
+          <w:szCs w:val="22"/>
+        </w:rPr>
+      </w:pPr>
+      <w:r>
+        <w:rPr>
+          <w:rFonts w:hint="eastAsia"/>
+          <w:szCs w:val="22"/>
+        </w:rPr>
+        <w:t>3-</w:t>
+      </w:r>
+      <w:r>
+        <w:rPr>
+          <w:szCs w:val="22"/>
+        </w:rPr>
+        <w:t>4. 게임 시작 함수 만들기</w:t>
+      </w:r>
+    </w:p>
+    <w:p>
+      <w:pPr>
+        <w:widowControl/>
+        <w:spacing w:after="100"/>
+        <w:rPr>
+          <w:rFonts w:hint="eastAsia"/>
+          <w:szCs w:val="22"/>
+        </w:rPr>
+      </w:pPr>
+      <w:r>
+        <w:rPr>
+          <w:szCs w:val="22"/>
+        </w:rPr>
+        <w:t>runner.LoadScene</w:t>
+      </w:r>
+      <w:r>
+        <w:rPr>
+          <w:rFonts w:hint="eastAsia"/>
+          <w:szCs w:val="22"/>
+        </w:rPr>
+        <w:t>() 함수로 씬을 이동한다.</w:t>
+      </w:r>
+    </w:p>
+    <w:p>
+      <w:pPr>
+        <w:widowControl/>
+        <w:spacing w:after="100"/>
+        <w:rPr>
+          <w:szCs w:val="22"/>
+        </w:rPr>
+      </w:pPr>
+    </w:p>
+    <w:p>
+      <w:pPr>
+        <w:widowControl/>
+        <w:spacing w:after="100"/>
+        <w:rPr>
+          <w:rFonts w:hint="eastAsia"/>
+          <w:szCs w:val="22"/>
+        </w:rPr>
+      </w:pPr>
+      <w:r>
+        <w:rPr>
+          <w:rFonts w:hint="eastAsia"/>
+          <w:szCs w:val="22"/>
+        </w:rPr>
+        <w:t xml:space="preserve">3-5. </w:t>
+      </w:r>
+      <w:r>
+        <w:rPr>
+          <w:szCs w:val="22"/>
+        </w:rPr>
+        <w:t>게임 시작 버튼에 연결</w:t>
+      </w:r>
+    </w:p>
+    <w:p>
+      <w:pPr>
+        <w:widowControl/>
+        <w:spacing w:after="100"/>
+        <w:rPr>
+          <w:szCs w:val="22"/>
+        </w:rPr>
+      </w:pPr>
+      <w:r>
+        <w:rPr>
+          <w:rFonts w:hint="eastAsia"/>
+          <w:szCs w:val="22"/>
+        </w:rPr>
+        <w:t>오브젝트를 만들어서 연결한다.</w:t>
+      </w:r>
+    </w:p>
+    <w:p>
+      <w:pPr>
+        <w:widowControl/>
+        <w:spacing w:after="100"/>
+        <w:rPr>
+          <w:szCs w:val="22"/>
+        </w:rPr>
+      </w:pPr>
+    </w:p>
+    <w:p>
+      <w:pPr>
+        <w:widowControl/>
+        <w:spacing w:after="100"/>
+        <w:rPr>
+          <w:rFonts w:hint="eastAsia"/>
+          <w:szCs w:val="22"/>
+        </w:rPr>
+      </w:pPr>
+      <w:r>
+        <w:rPr>
+          <w:rFonts w:hint="eastAsia"/>
+          <w:szCs w:val="22"/>
+        </w:rPr>
+        <w:t>3-6 콜백 함수 변경</w:t>
+      </w:r>
+    </w:p>
+    <w:p>
+      <w:pPr>
+        <w:widowControl/>
+        <w:spacing w:after="100"/>
+        <w:rPr>
+          <w:szCs w:val="22"/>
+        </w:rPr>
+      </w:pPr>
       <w:r>
         <w:rPr>
           <w:szCs w:val="22"/>
         </w:rPr>
         <w:t>OnSceneLoadStart</w:t>
       </w:r>
-      <w:proofErr w:type="spellEnd"/>
-      <w:r>
-        <w:rPr>
-          <w:szCs w:val="22"/>
-        </w:rPr>
-        <w:t>()</w:t>
-      </w:r>
-    </w:p>
-    <w:p>
-      <w:pPr>
-        <w:widowControl/>
-        <w:spacing w:after="100"/>
-        <w:rPr>
-          <w:rFonts w:hint="eastAsia"/>
-          <w:szCs w:val="22"/>
-        </w:rPr>
-      </w:pPr>
-      <w:r>
-        <w:rPr>
-          <w:rFonts w:hint="eastAsia"/>
-          <w:szCs w:val="22"/>
-        </w:rPr>
-        <w:t>•</w:t>
-      </w:r>
-      <w:r>
-        <w:rPr>
-          <w:szCs w:val="22"/>
-        </w:rPr>
-        <w:t xml:space="preserve"> </w:t>
-      </w:r>
-      <w:proofErr w:type="spellStart"/>
+      <w:r>
+        <w:rPr>
+          <w:rFonts w:hint="eastAsia"/>
+          <w:szCs w:val="22"/>
+        </w:rPr>
+        <w:t xml:space="preserve">(), </w:t>
+      </w:r>
       <w:r>
         <w:rPr>
           <w:szCs w:val="22"/>
         </w:rPr>
         <w:t>OnSceneLoadDone</w:t>
       </w:r>
-      <w:proofErr w:type="spellEnd"/>
-      <w:r>
-        <w:rPr>
-          <w:szCs w:val="22"/>
-        </w:rPr>
-        <w:t>()</w:t>
-      </w:r>
+      <w:r>
+        <w:rPr>
+          <w:rFonts w:hint="eastAsia"/>
+          <w:szCs w:val="22"/>
+        </w:rPr>
+        <w:t>() 콜백 함수를 통해 씬이 변경된 로그를 확인하도록 한다</w:t>
+      </w:r>
+    </w:p>
+    <w:p>
+      <w:pPr>
+        <w:widowControl/>
+        <w:spacing w:after="100"/>
+        <w:rPr>
+          <w:szCs w:val="22"/>
+        </w:rPr>
+      </w:pPr>
+    </w:p>
+    <w:p>
+      <w:pPr>
+        <w:widowControl/>
+        <w:spacing w:after="100"/>
+        <w:rPr>
+          <w:szCs w:val="22"/>
+        </w:rPr>
+      </w:pPr>
+      <w:r>
+        <w:rPr>
+          <w:rFonts w:hint="eastAsia"/>
+          <w:szCs w:val="22"/>
+        </w:rPr>
+        <w:t xml:space="preserve">3-7 </w:t>
+      </w:r>
+      <w:r>
+        <w:rPr>
+          <w:szCs w:val="22"/>
+        </w:rPr>
+        <w:t>MatchmakingManager</w:t>
+      </w:r>
+      <w:r>
+        <w:rPr>
+          <w:rFonts w:hint="eastAsia"/>
+          <w:szCs w:val="22"/>
+        </w:rPr>
+        <w:t>가 삭제되지 않도록 처리</w:t>
+      </w:r>
+    </w:p>
+    <w:p>
+      <w:pPr>
+        <w:widowControl/>
+        <w:spacing w:after="100"/>
+        <w:rPr>
+          <w:szCs w:val="22"/>
+        </w:rPr>
+      </w:pPr>
+      <w:r>
+        <w:rPr>
+          <w:szCs w:val="22"/>
+        </w:rPr>
+        <w:t>DontDestroyOnLoad</w:t>
+      </w:r>
+      <w:r>
+        <w:rPr>
+          <w:rFonts w:hint="eastAsia"/>
+          <w:szCs w:val="22"/>
+        </w:rPr>
+        <w:t>에 등록한다.</w:t>
+      </w:r>
+    </w:p>
+    <w:p>
+      <w:pPr>
+        <w:widowControl/>
+        <w:spacing w:after="100"/>
+        <w:rPr>
+          <w:szCs w:val="22"/>
+        </w:rPr>
+      </w:pPr>
+    </w:p>
+    <w:p>
+      <w:pPr>
+        <w:widowControl/>
+        <w:spacing w:after="100"/>
+        <w:rPr>
+          <w:szCs w:val="22"/>
+        </w:rPr>
+      </w:pPr>
+      <w:r>
+        <w:rPr>
+          <w:rFonts w:hint="eastAsia"/>
+          <w:szCs w:val="22"/>
+        </w:rPr>
+        <w:t>3-8 플레이어 스폰</w:t>
+      </w:r>
+    </w:p>
+    <w:p>
+      <w:pPr>
+        <w:widowControl/>
+        <w:spacing w:after="100"/>
+        <w:rPr>
+          <w:rFonts w:hint="eastAsia"/>
+          <w:szCs w:val="22"/>
+        </w:rPr>
+      </w:pPr>
+      <w:r>
+        <w:rPr>
+          <w:szCs w:val="22"/>
+        </w:rPr>
+        <w:t>OnSceneLoadDone()</w:t>
+      </w:r>
+      <w:r>
+        <w:rPr>
+          <w:rFonts w:hint="eastAsia"/>
+          <w:szCs w:val="22"/>
+        </w:rPr>
+        <w:t>에서 호스트가 플레이어 캐릭터들을 Spawn()한다</w:t>
+      </w:r>
+    </w:p>
+    <w:p>
+      <w:pPr>
+        <w:widowControl/>
+        <w:spacing w:after="100"/>
+        <w:rPr>
+          <w:rFonts w:hint="eastAsia"/>
+          <w:szCs w:val="22"/>
+        </w:rPr>
+      </w:pPr>
     </w:p>
     <w:sectPr>
       <w:pgSz w:w="11906" w:h="16838"/>
@@ -3354,7 +2724,6 @@
   <w:style w:type="character" w:default="1" w:styleId="a0">
     <w:name w:val="Default Paragraph Font"/>
     <w:uiPriority w:val="1"/>
-    <w:semiHidden/>
     <w:unhideWhenUsed/>
   </w:style>
   <w:style w:type="table" w:default="1" w:styleId="a1">
@@ -3728,6 +3097,33 @@
     <w:rPr>
       <w:color w:val="605E5C"/>
       <w:shd w:val="clear" w:color="auto" w:fill="E1DFDD"/>
+    </w:rPr>
+  </w:style>
+  <w:style w:type="paragraph" w:styleId="HTML">
+    <w:name w:val="HTML Preformatted"/>
+    <w:basedOn w:val="a"/>
+    <w:link w:val="HTMLChar"/>
+    <w:uiPriority w:val="99"/>
+    <w:semiHidden/>
+    <w:unhideWhenUsed/>
+    <w:rsid w:val="00FE1BB2"/>
+    <w:rPr>
+      <w:rFonts w:ascii="Courier New" w:hAnsi="Courier New" w:cs="Courier New"/>
+      <w:sz w:val="20"/>
+      <w:szCs w:val="20"/>
+    </w:rPr>
+  </w:style>
+  <w:style w:type="character" w:customStyle="1" w:styleId="HTMLChar">
+    <w:name w:val="미리 서식이 지정된 HTML Char"/>
+    <w:basedOn w:val="a0"/>
+    <w:link w:val="HTML"/>
+    <w:uiPriority w:val="99"/>
+    <w:semiHidden/>
+    <w:rsid w:val="00FE1BB2"/>
+    <w:rPr>
+      <w:rFonts w:ascii="Courier New" w:hAnsi="Courier New" w:cs="Courier New"/>
+      <w:sz w:val="20"/>
+      <w:szCs w:val="20"/>
     </w:rPr>
   </w:style>
 </w:styles>

--- a/Archives/송광민/7주차 학습일지/Photon Fusion Scene Loading 학습정리.docx
+++ b/Archives/송광민/7주차 학습일지/Photon Fusion Scene Loading 학습정리.docx
@@ -1580,7 +1580,6 @@
         <w:widowControl/>
         <w:spacing w:after="100"/>
         <w:rPr>
-          <w:rFonts w:hint="eastAsia"/>
           <w:b/>
           <w:bCs/>
           <w:szCs w:val="22"/>
@@ -1630,7 +1629,6 @@
         <w:widowControl/>
         <w:spacing w:after="100"/>
         <w:rPr>
-          <w:rFonts w:hint="eastAsia"/>
           <w:b/>
           <w:bCs/>
           <w:szCs w:val="22"/>
@@ -1719,7 +1717,6 @@
         <w:widowControl/>
         <w:spacing w:after="100"/>
         <w:rPr>
-          <w:rFonts w:hint="eastAsia"/>
           <w:szCs w:val="22"/>
         </w:rPr>
       </w:pPr>
@@ -1749,7 +1746,6 @@
         <w:widowControl/>
         <w:spacing w:after="100"/>
         <w:rPr>
-          <w:rFonts w:hint="eastAsia"/>
           <w:szCs w:val="22"/>
         </w:rPr>
       </w:pPr>
@@ -1812,7 +1808,6 @@
         <w:widowControl/>
         <w:spacing w:after="100"/>
         <w:rPr>
-          <w:rFonts w:hint="eastAsia"/>
           <w:szCs w:val="22"/>
         </w:rPr>
       </w:pPr>
@@ -1844,7 +1839,6 @@
         <w:widowControl/>
         <w:spacing w:after="100"/>
         <w:rPr>
-          <w:rFonts w:hint="eastAsia"/>
           <w:szCs w:val="22"/>
         </w:rPr>
       </w:pPr>
@@ -1892,7 +1886,6 @@
         <w:widowControl/>
         <w:spacing w:after="100"/>
         <w:rPr>
-          <w:rFonts w:hint="eastAsia"/>
           <w:szCs w:val="22"/>
         </w:rPr>
       </w:pPr>
@@ -2029,7 +2022,6 @@
         <w:widowControl/>
         <w:spacing w:after="100"/>
         <w:rPr>
-          <w:rFonts w:hint="eastAsia"/>
           <w:szCs w:val="22"/>
         </w:rPr>
       </w:pPr>
@@ -2052,10 +2044,568 @@
         <w:widowControl/>
         <w:spacing w:after="100"/>
         <w:rPr>
-          <w:rFonts w:hint="eastAsia"/>
-          <w:szCs w:val="22"/>
-        </w:rPr>
-      </w:pPr>
+          <w:szCs w:val="22"/>
+        </w:rPr>
+      </w:pPr>
+    </w:p>
+    <w:p>
+      <w:pPr>
+        <w:widowControl/>
+        <w:spacing w:after="100"/>
+        <w:rPr>
+          <w:szCs w:val="22"/>
+        </w:rPr>
+      </w:pPr>
+    </w:p>
+    <w:p>
+      <w:pPr>
+        <w:widowControl/>
+        <w:spacing w:after="100"/>
+        <w:rPr>
+          <w:szCs w:val="22"/>
+        </w:rPr>
+      </w:pPr>
+    </w:p>
+    <w:p>
+      <w:pPr>
+        <w:widowControl/>
+        <w:spacing w:after="100"/>
+        <w:rPr>
+          <w:szCs w:val="22"/>
+        </w:rPr>
+      </w:pPr>
+      <w:r>
+        <w:rPr>
+          <w:rFonts w:hint="eastAsia"/>
+          <w:szCs w:val="22"/>
+        </w:rPr>
+        <w:lastRenderedPageBreak/>
+        <w:t>4. 최초 구현</w:t>
+      </w:r>
+    </w:p>
+    <w:p>
+      <w:pPr>
+        <w:widowControl/>
+        <w:spacing w:after="100"/>
+        <w:rPr>
+          <w:szCs w:val="22"/>
+        </w:rPr>
+      </w:pPr>
+      <w:r>
+        <w:rPr>
+          <w:noProof/>
+          <w:szCs w:val="22"/>
+        </w:rPr>
+        <w:drawing>
+          <wp:inline distT="0" distB="0" distL="0" distR="0" wp14:anchorId="43079797" wp14:editId="476F67D6">
+            <wp:extent cx="5727700" cy="2730500"/>
+            <wp:effectExtent l="0" t="0" r="6350" b="0"/>
+            <wp:docPr id="370812129" name="그림 1"/>
+            <wp:cNvGraphicFramePr>
+              <a:graphicFrameLocks xmlns:a="http://schemas.openxmlformats.org/drawingml/2006/main" noChangeAspect="1"/>
+            </wp:cNvGraphicFramePr>
+            <a:graphic xmlns:a="http://schemas.openxmlformats.org/drawingml/2006/main">
+              <a:graphicData uri="http://schemas.openxmlformats.org/drawingml/2006/picture">
+                <pic:pic xmlns:pic="http://schemas.openxmlformats.org/drawingml/2006/picture">
+                  <pic:nvPicPr>
+                    <pic:cNvPr id="0" name="Picture 1"/>
+                    <pic:cNvPicPr>
+                      <a:picLocks noChangeAspect="1" noChangeArrowheads="1"/>
+                    </pic:cNvPicPr>
+                  </pic:nvPicPr>
+                  <pic:blipFill>
+                    <a:blip r:embed="rId6" cstate="print">
+                      <a:extLst>
+                        <a:ext uri="{28A0092B-C50C-407E-A947-70E740481C1C}">
+                          <a14:useLocalDpi xmlns:a14="http://schemas.microsoft.com/office/drawing/2010/main" val="0"/>
+                        </a:ext>
+                      </a:extLst>
+                    </a:blip>
+                    <a:srcRect/>
+                    <a:stretch>
+                      <a:fillRect/>
+                    </a:stretch>
+                  </pic:blipFill>
+                  <pic:spPr bwMode="auto">
+                    <a:xfrm>
+                      <a:off x="0" y="0"/>
+                      <a:ext cx="5727700" cy="2730500"/>
+                    </a:xfrm>
+                    <a:prstGeom prst="rect">
+                      <a:avLst/>
+                    </a:prstGeom>
+                    <a:noFill/>
+                    <a:ln>
+                      <a:noFill/>
+                    </a:ln>
+                  </pic:spPr>
+                </pic:pic>
+              </a:graphicData>
+            </a:graphic>
+          </wp:inline>
+        </w:drawing>
+      </w:r>
+    </w:p>
+    <w:p>
+      <w:pPr>
+        <w:widowControl/>
+        <w:spacing w:after="100"/>
+        <w:rPr>
+          <w:szCs w:val="22"/>
+        </w:rPr>
+      </w:pPr>
+    </w:p>
+    <w:p>
+      <w:pPr>
+        <w:widowControl/>
+        <w:spacing w:after="100"/>
+        <w:rPr>
+          <w:szCs w:val="22"/>
+        </w:rPr>
+      </w:pPr>
+      <w:r>
+        <w:rPr>
+          <w:rFonts w:hint="eastAsia"/>
+          <w:szCs w:val="22"/>
+        </w:rPr>
+        <w:t xml:space="preserve">일단 먼저 </w:t>
+      </w:r>
+      <w:r>
+        <w:rPr>
+          <w:szCs w:val="22"/>
+        </w:rPr>
+        <w:t>Scene</w:t>
+      </w:r>
+      <w:r>
+        <w:rPr>
+          <w:rFonts w:hint="eastAsia"/>
+          <w:szCs w:val="22"/>
+        </w:rPr>
+        <w:t xml:space="preserve"> 이동을 체크했다. 노란색으로 바닥이 바뀐 것으로 보아 정상적으로 </w:t>
+      </w:r>
+      <w:r>
+        <w:rPr>
+          <w:szCs w:val="22"/>
+        </w:rPr>
+        <w:t>Scene</w:t>
+      </w:r>
+      <w:r>
+        <w:rPr>
+          <w:rFonts w:hint="eastAsia"/>
+          <w:szCs w:val="22"/>
+        </w:rPr>
+        <w:t>은 이동되었다.</w:t>
+      </w:r>
+    </w:p>
+    <w:p>
+      <w:pPr>
+        <w:widowControl/>
+        <w:spacing w:after="100"/>
+        <w:rPr>
+          <w:rFonts w:hint="eastAsia"/>
+          <w:szCs w:val="22"/>
+        </w:rPr>
+      </w:pPr>
+      <w:r>
+        <w:rPr>
+          <w:rFonts w:hint="eastAsia"/>
+          <w:szCs w:val="22"/>
+        </w:rPr>
+        <w:t xml:space="preserve">그래서 </w:t>
+      </w:r>
+      <w:r>
+        <w:rPr>
+          <w:szCs w:val="22"/>
+        </w:rPr>
+        <w:t>Scene</w:t>
+      </w:r>
+      <w:r>
+        <w:rPr>
+          <w:rFonts w:hint="eastAsia"/>
+          <w:szCs w:val="22"/>
+        </w:rPr>
+        <w:t>이 시작될 때 플레이어를 추가하는 코드를 삽입하였고 아래와 같은 문제에 봉착했다.</w:t>
+      </w:r>
+    </w:p>
+    <w:p>
+      <w:pPr>
+        <w:widowControl/>
+        <w:spacing w:after="100"/>
+        <w:rPr>
+          <w:szCs w:val="22"/>
+        </w:rPr>
+      </w:pPr>
+    </w:p>
+    <w:p>
+      <w:pPr>
+        <w:widowControl/>
+        <w:spacing w:after="100"/>
+        <w:rPr>
+          <w:szCs w:val="22"/>
+        </w:rPr>
+      </w:pPr>
+      <w:r>
+        <w:rPr>
+          <w:noProof/>
+          <w:szCs w:val="22"/>
+        </w:rPr>
+        <w:drawing>
+          <wp:inline distT="0" distB="0" distL="0" distR="0" wp14:anchorId="769C9423" wp14:editId="00EE0CD8">
+            <wp:extent cx="5721350" cy="2997200"/>
+            <wp:effectExtent l="0" t="0" r="0" b="0"/>
+            <wp:docPr id="1763437617" name="그림 2"/>
+            <wp:cNvGraphicFramePr>
+              <a:graphicFrameLocks xmlns:a="http://schemas.openxmlformats.org/drawingml/2006/main" noChangeAspect="1"/>
+            </wp:cNvGraphicFramePr>
+            <a:graphic xmlns:a="http://schemas.openxmlformats.org/drawingml/2006/main">
+              <a:graphicData uri="http://schemas.openxmlformats.org/drawingml/2006/picture">
+                <pic:pic xmlns:pic="http://schemas.openxmlformats.org/drawingml/2006/picture">
+                  <pic:nvPicPr>
+                    <pic:cNvPr id="0" name="Picture 2"/>
+                    <pic:cNvPicPr>
+                      <a:picLocks noChangeAspect="1" noChangeArrowheads="1"/>
+                    </pic:cNvPicPr>
+                  </pic:nvPicPr>
+                  <pic:blipFill>
+                    <a:blip r:embed="rId7" cstate="print">
+                      <a:extLst>
+                        <a:ext uri="{28A0092B-C50C-407E-A947-70E740481C1C}">
+                          <a14:useLocalDpi xmlns:a14="http://schemas.microsoft.com/office/drawing/2010/main" val="0"/>
+                        </a:ext>
+                      </a:extLst>
+                    </a:blip>
+                    <a:srcRect/>
+                    <a:stretch>
+                      <a:fillRect/>
+                    </a:stretch>
+                  </pic:blipFill>
+                  <pic:spPr bwMode="auto">
+                    <a:xfrm>
+                      <a:off x="0" y="0"/>
+                      <a:ext cx="5721350" cy="2997200"/>
+                    </a:xfrm>
+                    <a:prstGeom prst="rect">
+                      <a:avLst/>
+                    </a:prstGeom>
+                    <a:noFill/>
+                    <a:ln>
+                      <a:noFill/>
+                    </a:ln>
+                  </pic:spPr>
+                </pic:pic>
+              </a:graphicData>
+            </a:graphic>
+          </wp:inline>
+        </w:drawing>
+      </w:r>
+    </w:p>
+    <w:p>
+      <w:pPr>
+        <w:widowControl/>
+        <w:spacing w:after="100"/>
+        <w:rPr>
+          <w:szCs w:val="22"/>
+        </w:rPr>
+      </w:pPr>
+      <w:r>
+        <w:rPr>
+          <w:rFonts w:hint="eastAsia"/>
+          <w:szCs w:val="22"/>
+        </w:rPr>
+        <w:t xml:space="preserve">호스트가 방을 만들 경우 플레이어 캐릭터가 2개가 만들어지는 오류가 발생, </w:t>
+      </w:r>
+      <w:r>
+        <w:rPr>
+          <w:szCs w:val="22"/>
+        </w:rPr>
+        <w:t>Scene</w:t>
+      </w:r>
+      <w:r>
+        <w:rPr>
+          <w:rFonts w:hint="eastAsia"/>
+          <w:szCs w:val="22"/>
+        </w:rPr>
+        <w:t>을 넘어가 본 결과</w:t>
+      </w:r>
+    </w:p>
+    <w:p>
+      <w:pPr>
+        <w:widowControl/>
+        <w:spacing w:after="100"/>
+        <w:rPr>
+          <w:szCs w:val="22"/>
+        </w:rPr>
+      </w:pPr>
+    </w:p>
+    <w:p>
+      <w:pPr>
+        <w:widowControl/>
+        <w:spacing w:after="100"/>
+        <w:rPr>
+          <w:szCs w:val="22"/>
+        </w:rPr>
+      </w:pPr>
+      <w:r>
+        <w:rPr>
+          <w:noProof/>
+          <w:szCs w:val="22"/>
+        </w:rPr>
+        <w:lastRenderedPageBreak/>
+        <w:drawing>
+          <wp:inline distT="0" distB="0" distL="0" distR="0" wp14:anchorId="526F9CA1" wp14:editId="038E30AD">
+            <wp:extent cx="5727700" cy="3016250"/>
+            <wp:effectExtent l="0" t="0" r="6350" b="0"/>
+            <wp:docPr id="358019299" name="그림 3"/>
+            <wp:cNvGraphicFramePr>
+              <a:graphicFrameLocks xmlns:a="http://schemas.openxmlformats.org/drawingml/2006/main" noChangeAspect="1"/>
+            </wp:cNvGraphicFramePr>
+            <a:graphic xmlns:a="http://schemas.openxmlformats.org/drawingml/2006/main">
+              <a:graphicData uri="http://schemas.openxmlformats.org/drawingml/2006/picture">
+                <pic:pic xmlns:pic="http://schemas.openxmlformats.org/drawingml/2006/picture">
+                  <pic:nvPicPr>
+                    <pic:cNvPr id="0" name="Picture 3"/>
+                    <pic:cNvPicPr>
+                      <a:picLocks noChangeAspect="1" noChangeArrowheads="1"/>
+                    </pic:cNvPicPr>
+                  </pic:nvPicPr>
+                  <pic:blipFill>
+                    <a:blip r:embed="rId8" cstate="print">
+                      <a:extLst>
+                        <a:ext uri="{28A0092B-C50C-407E-A947-70E740481C1C}">
+                          <a14:useLocalDpi xmlns:a14="http://schemas.microsoft.com/office/drawing/2010/main" val="0"/>
+                        </a:ext>
+                      </a:extLst>
+                    </a:blip>
+                    <a:srcRect/>
+                    <a:stretch>
+                      <a:fillRect/>
+                    </a:stretch>
+                  </pic:blipFill>
+                  <pic:spPr bwMode="auto">
+                    <a:xfrm>
+                      <a:off x="0" y="0"/>
+                      <a:ext cx="5727700" cy="3016250"/>
+                    </a:xfrm>
+                    <a:prstGeom prst="rect">
+                      <a:avLst/>
+                    </a:prstGeom>
+                    <a:noFill/>
+                    <a:ln>
+                      <a:noFill/>
+                    </a:ln>
+                  </pic:spPr>
+                </pic:pic>
+              </a:graphicData>
+            </a:graphic>
+          </wp:inline>
+        </w:drawing>
+      </w:r>
+    </w:p>
+    <w:p>
+      <w:pPr>
+        <w:widowControl/>
+        <w:spacing w:after="100"/>
+        <w:rPr>
+          <w:szCs w:val="22"/>
+        </w:rPr>
+      </w:pPr>
+      <w:r>
+        <w:rPr>
+          <w:rFonts w:hint="eastAsia"/>
+          <w:szCs w:val="22"/>
+        </w:rPr>
+        <w:t>하나만 생성되었다.</w:t>
+      </w:r>
+    </w:p>
+    <w:p>
+      <w:pPr>
+        <w:widowControl/>
+        <w:spacing w:after="100"/>
+        <w:rPr>
+          <w:szCs w:val="22"/>
+        </w:rPr>
+      </w:pPr>
+    </w:p>
+    <w:p>
+      <w:pPr>
+        <w:widowControl/>
+        <w:spacing w:after="100"/>
+        <w:rPr>
+          <w:szCs w:val="22"/>
+        </w:rPr>
+      </w:pPr>
+      <w:r>
+        <w:rPr>
+          <w:rFonts w:hint="eastAsia"/>
+          <w:szCs w:val="22"/>
+        </w:rPr>
+        <w:t xml:space="preserve">플레이어가 방에 들어오는 것과, </w:t>
+      </w:r>
+      <w:r>
+        <w:rPr>
+          <w:szCs w:val="22"/>
+        </w:rPr>
+        <w:t>Scene</w:t>
+      </w:r>
+      <w:r>
+        <w:rPr>
+          <w:rFonts w:hint="eastAsia"/>
+          <w:szCs w:val="22"/>
+        </w:rPr>
+        <w:t xml:space="preserve">이 시작될 때 둘 다 플레이어 오브젝트를 생성하므로 호스트가 만들 때는 2개의 플레이어가 생성되는 것을 확인해서, </w:t>
+      </w:r>
+      <w:r>
+        <w:rPr>
+          <w:szCs w:val="22"/>
+        </w:rPr>
+        <w:t>OnSceneLoadDone</w:t>
+      </w:r>
+      <w:r>
+        <w:rPr>
+          <w:rFonts w:hint="eastAsia"/>
+          <w:szCs w:val="22"/>
+        </w:rPr>
+        <w:t xml:space="preserve">() 이벤트 함수 내에서 플레이어 오브젝트를 생성할 때 </w:t>
+      </w:r>
+      <w:r>
+        <w:rPr>
+          <w:szCs w:val="22"/>
+        </w:rPr>
+        <w:t>Scene</w:t>
+      </w:r>
+      <w:r>
+        <w:rPr>
+          <w:rFonts w:hint="eastAsia"/>
+          <w:szCs w:val="22"/>
+        </w:rPr>
+        <w:t xml:space="preserve">의 인덱스를 확인해서 </w:t>
+      </w:r>
+      <w:r>
+        <w:rPr>
+          <w:rFonts w:hint="eastAsia"/>
+          <w:szCs w:val="22"/>
+        </w:rPr>
+        <w:t xml:space="preserve">게임을 진행할 </w:t>
+      </w:r>
+      <w:r>
+        <w:rPr>
+          <w:szCs w:val="22"/>
+        </w:rPr>
+        <w:t>Scene</w:t>
+      </w:r>
+      <w:r>
+        <w:rPr>
+          <w:rFonts w:hint="eastAsia"/>
+          <w:szCs w:val="22"/>
+        </w:rPr>
+        <w:t>이 아닐 경우 추가적으로 생성을 하지 않도록 해서 문제를 해결하였다.</w:t>
+      </w:r>
+    </w:p>
+    <w:p>
+      <w:pPr>
+        <w:widowControl/>
+        <w:spacing w:after="100"/>
+        <w:rPr>
+          <w:szCs w:val="22"/>
+        </w:rPr>
+      </w:pPr>
+    </w:p>
+    <w:p>
+      <w:pPr>
+        <w:widowControl/>
+        <w:spacing w:after="100"/>
+        <w:rPr>
+          <w:szCs w:val="22"/>
+        </w:rPr>
+      </w:pPr>
+      <w:r>
+        <w:rPr>
+          <w:rFonts w:hint="eastAsia"/>
+          <w:szCs w:val="22"/>
+        </w:rPr>
+        <w:t>이후 Parrallsync를 이용해서 2개의 창에서 테스트 해 본 결과</w:t>
+      </w:r>
+    </w:p>
+    <w:p>
+      <w:pPr>
+        <w:widowControl/>
+        <w:spacing w:after="100"/>
+        <w:rPr>
+          <w:rFonts w:hint="eastAsia"/>
+          <w:szCs w:val="22"/>
+        </w:rPr>
+      </w:pPr>
+      <w:r>
+        <w:rPr>
+          <w:noProof/>
+          <w:szCs w:val="22"/>
+        </w:rPr>
+        <w:drawing>
+          <wp:inline distT="0" distB="0" distL="0" distR="0" wp14:anchorId="478BCA49" wp14:editId="11D27B9B">
+            <wp:extent cx="4749800" cy="2690852"/>
+            <wp:effectExtent l="0" t="0" r="0" b="0"/>
+            <wp:docPr id="470038998" name="그림 4"/>
+            <wp:cNvGraphicFramePr>
+              <a:graphicFrameLocks xmlns:a="http://schemas.openxmlformats.org/drawingml/2006/main" noChangeAspect="1"/>
+            </wp:cNvGraphicFramePr>
+            <a:graphic xmlns:a="http://schemas.openxmlformats.org/drawingml/2006/main">
+              <a:graphicData uri="http://schemas.openxmlformats.org/drawingml/2006/picture">
+                <pic:pic xmlns:pic="http://schemas.openxmlformats.org/drawingml/2006/picture">
+                  <pic:nvPicPr>
+                    <pic:cNvPr id="0" name="Picture 4"/>
+                    <pic:cNvPicPr>
+                      <a:picLocks noChangeAspect="1" noChangeArrowheads="1"/>
+                    </pic:cNvPicPr>
+                  </pic:nvPicPr>
+                  <pic:blipFill>
+                    <a:blip r:embed="rId9" cstate="print">
+                      <a:extLst>
+                        <a:ext uri="{28A0092B-C50C-407E-A947-70E740481C1C}">
+                          <a14:useLocalDpi xmlns:a14="http://schemas.microsoft.com/office/drawing/2010/main" val="0"/>
+                        </a:ext>
+                      </a:extLst>
+                    </a:blip>
+                    <a:srcRect/>
+                    <a:stretch>
+                      <a:fillRect/>
+                    </a:stretch>
+                  </pic:blipFill>
+                  <pic:spPr bwMode="auto">
+                    <a:xfrm>
+                      <a:off x="0" y="0"/>
+                      <a:ext cx="4756418" cy="2694601"/>
+                    </a:xfrm>
+                    <a:prstGeom prst="rect">
+                      <a:avLst/>
+                    </a:prstGeom>
+                    <a:noFill/>
+                    <a:ln>
+                      <a:noFill/>
+                    </a:ln>
+                  </pic:spPr>
+                </pic:pic>
+              </a:graphicData>
+            </a:graphic>
+          </wp:inline>
+        </w:drawing>
+      </w:r>
+    </w:p>
+    <w:p>
+      <w:pPr>
+        <w:widowControl/>
+        <w:spacing w:after="100"/>
+        <w:rPr>
+          <w:rFonts w:hint="eastAsia"/>
+          <w:szCs w:val="22"/>
+        </w:rPr>
+      </w:pPr>
+      <w:r>
+        <w:rPr>
+          <w:rFonts w:hint="eastAsia"/>
+          <w:szCs w:val="22"/>
+        </w:rPr>
+        <w:t>이동한 게임 씬에서도 둘의 위치 동기화가 정상적으로 진행되었다.</w:t>
+      </w:r>
     </w:p>
     <w:sectPr>
       <w:pgSz w:w="11906" w:h="16838"/>
